--- a/assets/labs/lab-07-report.docx
+++ b/assets/labs/lab-07-report.docx
@@ -9,21 +9,34 @@
       <w:r>
         <w:t>Lab 7 Report - ADC/DAC Aliasing and Sensor Spoofing</w:t>
       </w:r>
+      <w:r>
+        <w:t xml:space="preserve"/>
+      </w:r>
+      <w:r>
+        <w:t/>
+      </w:r>
+      <w:r>
+        <w:t/>
+      </w:r>
     </w:p>
     <w:p>
       <w:pPr>
         <w:pStyle w:val="Heading2"/>
       </w:pPr>
       <w:r>
-        <w:t xml:space="preserve">Name: </w:t>
+        <w:t xml:space="preserve">Name:</w:t>
       </w:r>
     </w:p>
     <w:p>
       <w:pPr>
         <w:pStyle w:val="ListBullet"/>
+        <w:numPr>
+          <w:ilvl w:val="0"/>
+          <w:numId w:val="0"/>
+        </w:numPr>
       </w:pPr>
       <w:r>
-        <w:t xml:space="preserve">Lab Partners: </w:t>
+        <w:t xml:space="preserve">Lab Partners:</w:t>
       </w:r>
     </w:p>
     <w:p>
@@ -31,220 +44,322 @@
         <w:pStyle w:val="Heading1"/>
       </w:pPr>
       <w:r>
-        <w:t>Table 1 - ADC Calibration (20)</w:t>
+        <w:t>Table 1 - ADC Calibration (15)</w:t>
+      </w:r>
+      <w:r>
+        <w:t xml:space="preserve"/>
       </w:r>
     </w:p>
     <w:tbl>
       <w:tblPr>
         <w:tblStyle w:val="TableGrid"/>
-        <w:tblW w:type="auto" w:w="0"/>
-        <w:tblLook w:firstColumn="1" w:firstRow="1" w:lastColumn="0" w:lastRow="0" w:noHBand="0" w:noVBand="1" w:val="04A0"/>
+        <w:tblW w:w="0" w:type="auto"/>
+        <w:tblLook w:val="04A0" w:firstRow="1" w:lastRow="0" w:firstColumn="1" w:lastColumn="0" w:noHBand="0" w:noVBand="1"/>
       </w:tblPr>
       <w:tblGrid>
-        <w:gridCol w:w="1776"/>
-        <w:gridCol w:w="1776"/>
-        <w:gridCol w:w="1776"/>
-        <w:gridCol w:w="1776"/>
-        <w:gridCol w:w="1776"/>
-        <w:gridCol w:w="1776"/>
+        <w:gridCol w:w="1874"/>
+        <w:gridCol w:w="1692"/>
+        <w:gridCol w:w="1816"/>
+        <w:gridCol w:w="1816"/>
+        <w:gridCol w:w="1834"/>
+        <w:gridCol w:w="1840"/>
       </w:tblGrid>
       <w:tr>
+        <w:trPr>
+          <w:trHeight w:val="432"/>
+          <w:tblHeader/>
+        </w:trPr>
         <w:tc>
           <w:tcPr>
-            <w:tcW w:type="dxa" w:w="1776"/>
+            <w:tcW w:w="2352" w:type="dxa"/>
+            <w:shd w:val="clear" w:color="auto" w:fill="17324D"/>
+            <w:vAlign w:val="center"/>
           </w:tcPr>
           <w:p>
             <w:r>
+              <w:rPr>
+                <w:b/>
+                <w:color w:val="FFFFFF"/>
+              </w:rPr>
               <w:t>Input</w:t>
             </w:r>
           </w:p>
         </w:tc>
         <w:tc>
           <w:tcPr>
-            <w:tcW w:type="dxa" w:w="1776"/>
+            <w:tcW w:w="2352" w:type="dxa"/>
+            <w:shd w:val="clear" w:color="auto" w:fill="17324D"/>
+            <w:vAlign w:val="center"/>
           </w:tcPr>
           <w:p>
             <w:r>
+              <w:rPr>
+                <w:b/>
+                <w:color w:val="FFFFFF"/>
+              </w:rPr>
               <w:t>DMM voltage</w:t>
             </w:r>
           </w:p>
         </w:tc>
         <w:tc>
           <w:tcPr>
-            <w:tcW w:type="dxa" w:w="1776"/>
+            <w:tcW w:w="2352" w:type="dxa"/>
+            <w:shd w:val="clear" w:color="auto" w:fill="17324D"/>
+            <w:vAlign w:val="center"/>
           </w:tcPr>
           <w:p>
             <w:r>
+              <w:rPr>
+                <w:b/>
+                <w:color w:val="FFFFFF"/>
+              </w:rPr>
               <w:t>Predicted code</w:t>
             </w:r>
           </w:p>
         </w:tc>
         <w:tc>
           <w:tcPr>
-            <w:tcW w:type="dxa" w:w="1776"/>
+            <w:tcW w:w="2352" w:type="dxa"/>
+            <w:shd w:val="clear" w:color="auto" w:fill="17324D"/>
+            <w:vAlign w:val="center"/>
           </w:tcPr>
           <w:p>
             <w:r>
+              <w:rPr>
+                <w:b/>
+                <w:color w:val="FFFFFF"/>
+              </w:rPr>
               <w:t>Reported code</w:t>
             </w:r>
           </w:p>
         </w:tc>
         <w:tc>
           <w:tcPr>
-            <w:tcW w:type="dxa" w:w="1776"/>
+            <w:tcW w:w="2352" w:type="dxa"/>
+            <w:shd w:val="clear" w:color="auto" w:fill="17324D"/>
+            <w:vAlign w:val="center"/>
           </w:tcPr>
           <w:p>
             <w:r>
+              <w:rPr>
+                <w:b/>
+                <w:color w:val="FFFFFF"/>
+              </w:rPr>
               <w:t>Error</w:t>
             </w:r>
           </w:p>
         </w:tc>
         <w:tc>
           <w:tcPr>
-            <w:tcW w:type="dxa" w:w="1776"/>
+            <w:tcW w:w="2352" w:type="dxa"/>
+            <w:shd w:val="clear" w:color="auto" w:fill="17324D"/>
+            <w:vAlign w:val="center"/>
           </w:tcPr>
           <w:p>
             <w:r>
+              <w:rPr>
+                <w:b/>
+                <w:color w:val="FFFFFF"/>
+              </w:rPr>
               <w:t>Observation</w:t>
             </w:r>
           </w:p>
         </w:tc>
       </w:tr>
       <w:tr>
+        <w:trPr>
+          <w:trHeight w:val="490"/>
+        </w:trPr>
         <w:tc>
           <w:tcPr>
-            <w:tcW w:type="dxa" w:w="1776"/>
+            <w:tcW w:w="2352" w:type="dxa"/>
+            <w:vAlign w:val="center"/>
           </w:tcPr>
           <w:p>
             <w:r>
+              <w:rPr>
+                <w:b w:val="0"/>
+              </w:rPr>
               <w:t>Low reference</w:t>
             </w:r>
           </w:p>
         </w:tc>
         <w:tc>
           <w:tcPr>
-            <w:tcW w:type="dxa" w:w="1776"/>
-          </w:tcPr>
-          <w:p/>
-        </w:tc>
-        <w:tc>
-          <w:tcPr>
-            <w:tcW w:type="dxa" w:w="1776"/>
-          </w:tcPr>
-          <w:p/>
-        </w:tc>
-        <w:tc>
-          <w:tcPr>
-            <w:tcW w:type="dxa" w:w="1776"/>
-          </w:tcPr>
-          <w:p/>
-        </w:tc>
-        <w:tc>
-          <w:tcPr>
-            <w:tcW w:type="dxa" w:w="1776"/>
-          </w:tcPr>
-          <w:p/>
-        </w:tc>
-        <w:tc>
-          <w:tcPr>
-            <w:tcW w:type="dxa" w:w="1776"/>
-          </w:tcPr>
-          <w:p/>
-        </w:tc>
-      </w:tr>
-      <w:tr>
-        <w:tc>
-          <w:tcPr>
-            <w:tcW w:type="dxa" w:w="1776"/>
+            <w:tcW w:w="2352" w:type="dxa"/>
+            <w:vAlign w:val="center"/>
           </w:tcPr>
           <w:p>
             <w:r>
-              <w:t>Mid reference</w:t>
+              <w:rPr>
+                <w:b w:val="0"/>
+              </w:rPr>
             </w:r>
           </w:p>
         </w:tc>
         <w:tc>
           <w:tcPr>
-            <w:tcW w:type="dxa" w:w="1776"/>
+            <w:tcW w:w="2352" w:type="dxa"/>
+            <w:vAlign w:val="center"/>
           </w:tcPr>
-          <w:p/>
+          <w:p>
+            <w:r>
+              <w:rPr>
+                <w:b w:val="0"/>
+              </w:rPr>
+            </w:r>
+          </w:p>
         </w:tc>
         <w:tc>
           <w:tcPr>
-            <w:tcW w:type="dxa" w:w="1776"/>
+            <w:tcW w:w="2352" w:type="dxa"/>
+            <w:vAlign w:val="center"/>
           </w:tcPr>
-          <w:p/>
+          <w:p>
+            <w:r>
+              <w:rPr>
+                <w:b w:val="0"/>
+              </w:rPr>
+            </w:r>
+          </w:p>
         </w:tc>
         <w:tc>
           <w:tcPr>
-            <w:tcW w:type="dxa" w:w="1776"/>
+            <w:tcW w:w="2352" w:type="dxa"/>
+            <w:vAlign w:val="center"/>
           </w:tcPr>
-          <w:p/>
+          <w:p>
+            <w:r>
+              <w:rPr>
+                <w:b w:val="0"/>
+              </w:rPr>
+            </w:r>
+          </w:p>
         </w:tc>
         <w:tc>
           <w:tcPr>
-            <w:tcW w:type="dxa" w:w="1776"/>
+            <w:tcW w:w="2352" w:type="dxa"/>
+            <w:vAlign w:val="center"/>
           </w:tcPr>
-          <w:p/>
-        </w:tc>
-        <w:tc>
-          <w:tcPr>
-            <w:tcW w:type="dxa" w:w="1776"/>
-          </w:tcPr>
-          <w:p/>
+          <w:p>
+            <w:r>
+              <w:rPr>
+                <w:b w:val="0"/>
+              </w:rPr>
+            </w:r>
+          </w:p>
         </w:tc>
       </w:tr>
       <w:tr>
+        <w:trPr>
+          <w:trHeight w:val="490"/>
+        </w:trPr>
         <w:tc>
           <w:tcPr>
-            <w:tcW w:type="dxa" w:w="1776"/>
+            <w:tcW w:w="2352" w:type="dxa"/>
+            <w:shd w:val="clear" w:color="auto" w:fill="EAF2F7"/>
+            <w:vAlign w:val="center"/>
           </w:tcPr>
           <w:p>
             <w:r>
+              <w:rPr>
+                <w:b w:val="0"/>
+              </w:rPr>
               <w:t>High reference</w:t>
             </w:r>
           </w:p>
         </w:tc>
         <w:tc>
           <w:tcPr>
-            <w:tcW w:type="dxa" w:w="1776"/>
+            <w:tcW w:w="2352" w:type="dxa"/>
+            <w:shd w:val="clear" w:color="auto" w:fill="EAF2F7"/>
+            <w:vAlign w:val="center"/>
           </w:tcPr>
-          <w:p/>
+          <w:p>
+            <w:r>
+              <w:rPr>
+                <w:b w:val="0"/>
+              </w:rPr>
+            </w:r>
+          </w:p>
         </w:tc>
         <w:tc>
           <w:tcPr>
-            <w:tcW w:type="dxa" w:w="1776"/>
+            <w:tcW w:w="2352" w:type="dxa"/>
+            <w:shd w:val="clear" w:color="auto" w:fill="EAF2F7"/>
+            <w:vAlign w:val="center"/>
           </w:tcPr>
-          <w:p/>
+          <w:p>
+            <w:r>
+              <w:rPr>
+                <w:b w:val="0"/>
+              </w:rPr>
+            </w:r>
+          </w:p>
         </w:tc>
         <w:tc>
           <w:tcPr>
-            <w:tcW w:type="dxa" w:w="1776"/>
+            <w:tcW w:w="2352" w:type="dxa"/>
+            <w:shd w:val="clear" w:color="auto" w:fill="EAF2F7"/>
+            <w:vAlign w:val="center"/>
           </w:tcPr>
-          <w:p/>
+          <w:p>
+            <w:r>
+              <w:rPr>
+                <w:b w:val="0"/>
+              </w:rPr>
+            </w:r>
+          </w:p>
         </w:tc>
         <w:tc>
           <w:tcPr>
-            <w:tcW w:type="dxa" w:w="1776"/>
+            <w:tcW w:w="2352" w:type="dxa"/>
+            <w:shd w:val="clear" w:color="auto" w:fill="EAF2F7"/>
+            <w:vAlign w:val="center"/>
           </w:tcPr>
-          <w:p/>
+          <w:p>
+            <w:r>
+              <w:rPr>
+                <w:b w:val="0"/>
+              </w:rPr>
+            </w:r>
+          </w:p>
         </w:tc>
         <w:tc>
           <w:tcPr>
-            <w:tcW w:type="dxa" w:w="1776"/>
+            <w:tcW w:w="2352" w:type="dxa"/>
+            <w:shd w:val="clear" w:color="auto" w:fill="EAF2F7"/>
+            <w:vAlign w:val="center"/>
           </w:tcPr>
-          <w:p/>
+          <w:p>
+            <w:r>
+              <w:rPr>
+                <w:b w:val="0"/>
+              </w:rPr>
+            </w:r>
+          </w:p>
         </w:tc>
       </w:tr>
     </w:tbl>
     <w:p>
+      <w:pPr>
+        <w:spacing w:after="200"/>
+        <w:rPr>
+          <w:i/>
+          <w:iCs/>
+        </w:rPr>
+      </w:pPr>
       <w:r>
+        <w:rPr>
+          <w:i/>
+          <w:iCs/>
+        </w:rPr>
         <w:t>Calculate ideal ADC step size.</w:t>
       </w:r>
     </w:p>
     <w:p>
       <w:r>
-        <w:t>________________________________________________________________________________</w:t>
+        <w:br/>
       </w:r>
     </w:p>
     <w:p>
@@ -252,220 +367,411 @@
         <w:pStyle w:val="Heading1"/>
       </w:pPr>
       <w:r>
-        <w:t>Table 2 - Sampling and Aliasing (30)</w:t>
+        <w:t>Table 2 - Sampling and Aliasing (25)</w:t>
+      </w:r>
+      <w:r>
+        <w:t xml:space="preserve"/>
       </w:r>
     </w:p>
     <w:tbl>
       <w:tblPr>
         <w:tblStyle w:val="TableGrid"/>
-        <w:tblW w:type="auto" w:w="0"/>
-        <w:tblLook w:firstColumn="1" w:firstRow="1" w:lastColumn="0" w:lastRow="0" w:noHBand="0" w:noVBand="1" w:val="04A0"/>
+        <w:tblW w:w="0" w:type="auto"/>
+        <w:tblLook w:val="04A0" w:firstRow="1" w:lastRow="0" w:firstColumn="1" w:lastColumn="0" w:noHBand="0" w:noVBand="1"/>
       </w:tblPr>
       <w:tblGrid>
-        <w:gridCol w:w="1776"/>
-        <w:gridCol w:w="1776"/>
-        <w:gridCol w:w="1776"/>
-        <w:gridCol w:w="1776"/>
-        <w:gridCol w:w="1776"/>
-        <w:gridCol w:w="1776"/>
+        <w:gridCol w:w="1874"/>
+        <w:gridCol w:w="1692"/>
+        <w:gridCol w:w="1816"/>
+        <w:gridCol w:w="1816"/>
+        <w:gridCol w:w="1834"/>
+        <w:gridCol w:w="1840"/>
       </w:tblGrid>
       <w:tr>
+        <w:trPr>
+          <w:trHeight w:val="432"/>
+          <w:tblHeader/>
+        </w:trPr>
         <w:tc>
           <w:tcPr>
-            <w:tcW w:type="dxa" w:w="1776"/>
+            <w:tcW w:w="2352" w:type="dxa"/>
+            <w:shd w:val="clear" w:color="auto" w:fill="17324D"/>
+            <w:vAlign w:val="center"/>
           </w:tcPr>
           <w:p>
             <w:r>
+              <w:rPr>
+                <w:b/>
+                <w:color w:val="FFFFFF"/>
+              </w:rPr>
               <w:t>Input frequency</w:t>
             </w:r>
           </w:p>
         </w:tc>
         <w:tc>
           <w:tcPr>
-            <w:tcW w:type="dxa" w:w="1776"/>
+            <w:tcW w:w="2352" w:type="dxa"/>
+            <w:shd w:val="clear" w:color="auto" w:fill="17324D"/>
+            <w:vAlign w:val="center"/>
           </w:tcPr>
           <w:p>
             <w:r>
+              <w:rPr>
+                <w:b/>
+                <w:color w:val="FFFFFF"/>
+              </w:rPr>
               <w:t>Sample rate</w:t>
             </w:r>
           </w:p>
         </w:tc>
         <w:tc>
           <w:tcPr>
-            <w:tcW w:type="dxa" w:w="1776"/>
+            <w:tcW w:w="2352" w:type="dxa"/>
+            <w:shd w:val="clear" w:color="auto" w:fill="17324D"/>
+            <w:vAlign w:val="center"/>
           </w:tcPr>
           <w:p>
             <w:r>
+              <w:rPr>
+                <w:b/>
+                <w:color w:val="FFFFFF"/>
+              </w:rPr>
               <w:t>Nyquist limit</w:t>
             </w:r>
           </w:p>
         </w:tc>
         <w:tc>
           <w:tcPr>
-            <w:tcW w:type="dxa" w:w="1776"/>
+            <w:tcW w:w="2352" w:type="dxa"/>
+            <w:shd w:val="clear" w:color="auto" w:fill="17324D"/>
+            <w:vAlign w:val="center"/>
           </w:tcPr>
           <w:p>
             <w:r>
+              <w:rPr>
+                <w:b/>
+                <w:color w:val="FFFFFF"/>
+              </w:rPr>
               <w:t>Predicted alias</w:t>
             </w:r>
           </w:p>
         </w:tc>
         <w:tc>
           <w:tcPr>
-            <w:tcW w:type="dxa" w:w="1776"/>
+            <w:tcW w:w="2352" w:type="dxa"/>
+            <w:shd w:val="clear" w:color="auto" w:fill="17324D"/>
+            <w:vAlign w:val="center"/>
           </w:tcPr>
           <w:p>
             <w:r>
+              <w:rPr>
+                <w:b/>
+                <w:color w:val="FFFFFF"/>
+              </w:rPr>
               <w:t>Reported frequency</w:t>
             </w:r>
           </w:p>
         </w:tc>
         <w:tc>
           <w:tcPr>
-            <w:tcW w:type="dxa" w:w="1776"/>
+            <w:tcW w:w="2352" w:type="dxa"/>
+            <w:shd w:val="clear" w:color="auto" w:fill="17324D"/>
+            <w:vAlign w:val="center"/>
           </w:tcPr>
           <w:p>
             <w:r>
+              <w:rPr>
+                <w:b/>
+                <w:color w:val="FFFFFF"/>
+              </w:rPr>
               <w:t>Agreement</w:t>
             </w:r>
           </w:p>
         </w:tc>
       </w:tr>
       <w:tr>
+        <w:trPr>
+          <w:trHeight w:val="490"/>
+        </w:trPr>
         <w:tc>
           <w:tcPr>
-            <w:tcW w:type="dxa" w:w="1776"/>
+            <w:tcW w:w="2352" w:type="dxa"/>
+            <w:vAlign w:val="center"/>
           </w:tcPr>
           <w:p>
             <w:r>
-              <w:t>Below Nyquist</w:t>
+              <w:rPr>
+                <w:b w:val="0"/>
+              </w:rPr>
+              <w:t>Faithful sample</w:t>
             </w:r>
           </w:p>
         </w:tc>
         <w:tc>
           <w:tcPr>
-            <w:tcW w:type="dxa" w:w="1776"/>
-          </w:tcPr>
-          <w:p/>
-        </w:tc>
-        <w:tc>
-          <w:tcPr>
-            <w:tcW w:type="dxa" w:w="1776"/>
-          </w:tcPr>
-          <w:p/>
-        </w:tc>
-        <w:tc>
-          <w:tcPr>
-            <w:tcW w:type="dxa" w:w="1776"/>
-          </w:tcPr>
-          <w:p/>
-        </w:tc>
-        <w:tc>
-          <w:tcPr>
-            <w:tcW w:type="dxa" w:w="1776"/>
-          </w:tcPr>
-          <w:p/>
-        </w:tc>
-        <w:tc>
-          <w:tcPr>
-            <w:tcW w:type="dxa" w:w="1776"/>
-          </w:tcPr>
-          <w:p/>
-        </w:tc>
-      </w:tr>
-      <w:tr>
-        <w:tc>
-          <w:tcPr>
-            <w:tcW w:type="dxa" w:w="1776"/>
+            <w:tcW w:w="2352" w:type="dxa"/>
+            <w:vAlign w:val="center"/>
           </w:tcPr>
           <w:p>
             <w:r>
-              <w:t>Alias case 1</w:t>
+              <w:rPr>
+                <w:b w:val="0"/>
+              </w:rPr>
             </w:r>
           </w:p>
         </w:tc>
         <w:tc>
           <w:tcPr>
-            <w:tcW w:type="dxa" w:w="1776"/>
-          </w:tcPr>
-          <w:p/>
-        </w:tc>
-        <w:tc>
-          <w:tcPr>
-            <w:tcW w:type="dxa" w:w="1776"/>
-          </w:tcPr>
-          <w:p/>
-        </w:tc>
-        <w:tc>
-          <w:tcPr>
-            <w:tcW w:type="dxa" w:w="1776"/>
-          </w:tcPr>
-          <w:p/>
-        </w:tc>
-        <w:tc>
-          <w:tcPr>
-            <w:tcW w:type="dxa" w:w="1776"/>
-          </w:tcPr>
-          <w:p/>
-        </w:tc>
-        <w:tc>
-          <w:tcPr>
-            <w:tcW w:type="dxa" w:w="1776"/>
-          </w:tcPr>
-          <w:p/>
-        </w:tc>
-      </w:tr>
-      <w:tr>
-        <w:tc>
-          <w:tcPr>
-            <w:tcW w:type="dxa" w:w="1776"/>
+            <w:tcW w:w="2352" w:type="dxa"/>
+            <w:vAlign w:val="center"/>
           </w:tcPr>
           <w:p>
             <w:r>
-              <w:t>Alias case 2</w:t>
+              <w:rPr>
+                <w:b w:val="0"/>
+              </w:rPr>
             </w:r>
           </w:p>
         </w:tc>
         <w:tc>
           <w:tcPr>
-            <w:tcW w:type="dxa" w:w="1776"/>
+            <w:tcW w:w="2352" w:type="dxa"/>
+            <w:vAlign w:val="center"/>
           </w:tcPr>
-          <w:p/>
+          <w:p>
+            <w:r>
+              <w:rPr>
+                <w:b w:val="0"/>
+              </w:rPr>
+            </w:r>
+          </w:p>
         </w:tc>
         <w:tc>
           <w:tcPr>
-            <w:tcW w:type="dxa" w:w="1776"/>
+            <w:tcW w:w="2352" w:type="dxa"/>
+            <w:vAlign w:val="center"/>
           </w:tcPr>
-          <w:p/>
+          <w:p>
+            <w:r>
+              <w:rPr>
+                <w:b w:val="0"/>
+              </w:rPr>
+            </w:r>
+          </w:p>
         </w:tc>
         <w:tc>
           <w:tcPr>
-            <w:tcW w:type="dxa" w:w="1776"/>
+            <w:tcW w:w="2352" w:type="dxa"/>
+            <w:vAlign w:val="center"/>
           </w:tcPr>
-          <w:p/>
+          <w:p>
+            <w:r>
+              <w:rPr>
+                <w:b w:val="0"/>
+              </w:rPr>
+            </w:r>
+          </w:p>
+        </w:tc>
+      </w:tr>
+      <w:tr>
+        <w:trPr>
+          <w:trHeight w:val="490"/>
+        </w:trPr>
+        <w:tc>
+          <w:tcPr>
+            <w:tcW w:w="2352" w:type="dxa"/>
+            <w:shd w:val="clear" w:color="auto" w:fill="EAF2F7"/>
+            <w:vAlign w:val="center"/>
+          </w:tcPr>
+          <w:p>
+            <w:r>
+              <w:rPr>
+                <w:b w:val="0"/>
+              </w:rPr>
+              <w:t>Alias</w:t>
+            </w:r>
+          </w:p>
         </w:tc>
         <w:tc>
           <w:tcPr>
-            <w:tcW w:type="dxa" w:w="1776"/>
+            <w:tcW w:w="2352" w:type="dxa"/>
+            <w:shd w:val="clear" w:color="auto" w:fill="EAF2F7"/>
+            <w:vAlign w:val="center"/>
           </w:tcPr>
-          <w:p/>
+          <w:p>
+            <w:r>
+              <w:rPr>
+                <w:b w:val="0"/>
+              </w:rPr>
+            </w:r>
+          </w:p>
         </w:tc>
         <w:tc>
           <w:tcPr>
-            <w:tcW w:type="dxa" w:w="1776"/>
+            <w:tcW w:w="2352" w:type="dxa"/>
+            <w:shd w:val="clear" w:color="auto" w:fill="EAF2F7"/>
+            <w:vAlign w:val="center"/>
           </w:tcPr>
-          <w:p/>
+          <w:p>
+            <w:r>
+              <w:rPr>
+                <w:b w:val="0"/>
+              </w:rPr>
+            </w:r>
+          </w:p>
+        </w:tc>
+        <w:tc>
+          <w:tcPr>
+            <w:tcW w:w="2352" w:type="dxa"/>
+            <w:shd w:val="clear" w:color="auto" w:fill="EAF2F7"/>
+            <w:vAlign w:val="center"/>
+          </w:tcPr>
+          <w:p>
+            <w:r>
+              <w:rPr>
+                <w:b w:val="0"/>
+              </w:rPr>
+            </w:r>
+          </w:p>
+        </w:tc>
+        <w:tc>
+          <w:tcPr>
+            <w:tcW w:w="2352" w:type="dxa"/>
+            <w:shd w:val="clear" w:color="auto" w:fill="EAF2F7"/>
+            <w:vAlign w:val="center"/>
+          </w:tcPr>
+          <w:p>
+            <w:r>
+              <w:rPr>
+                <w:b w:val="0"/>
+              </w:rPr>
+            </w:r>
+          </w:p>
+        </w:tc>
+        <w:tc>
+          <w:tcPr>
+            <w:tcW w:w="2352" w:type="dxa"/>
+            <w:shd w:val="clear" w:color="auto" w:fill="EAF2F7"/>
+            <w:vAlign w:val="center"/>
+          </w:tcPr>
+          <w:p>
+            <w:r>
+              <w:rPr>
+                <w:b w:val="0"/>
+              </w:rPr>
+            </w:r>
+          </w:p>
+        </w:tc>
+      </w:tr>
+      <w:tr>
+        <w:trPr>
+          <w:trHeight w:val="490"/>
+        </w:trPr>
+        <w:tc>
+          <w:tcPr>
+            <w:tcW w:w="2352" w:type="dxa"/>
+            <w:vAlign w:val="center"/>
+          </w:tcPr>
+          <w:p>
+            <w:r>
+              <w:rPr>
+                <w:b w:val="0"/>
+              </w:rPr>
+              <w:t>Controlled alias</w:t>
+            </w:r>
+          </w:p>
+        </w:tc>
+        <w:tc>
+          <w:tcPr>
+            <w:tcW w:w="2352" w:type="dxa"/>
+            <w:vAlign w:val="center"/>
+          </w:tcPr>
+          <w:p>
+            <w:r>
+              <w:rPr>
+                <w:b w:val="0"/>
+              </w:rPr>
+            </w:r>
+          </w:p>
+        </w:tc>
+        <w:tc>
+          <w:tcPr>
+            <w:tcW w:w="2352" w:type="dxa"/>
+            <w:vAlign w:val="center"/>
+          </w:tcPr>
+          <w:p>
+            <w:r>
+              <w:rPr>
+                <w:b w:val="0"/>
+              </w:rPr>
+            </w:r>
+          </w:p>
+        </w:tc>
+        <w:tc>
+          <w:tcPr>
+            <w:tcW w:w="2352" w:type="dxa"/>
+            <w:vAlign w:val="center"/>
+          </w:tcPr>
+          <w:p>
+            <w:r>
+              <w:rPr>
+                <w:b w:val="0"/>
+              </w:rPr>
+            </w:r>
+          </w:p>
+        </w:tc>
+        <w:tc>
+          <w:tcPr>
+            <w:tcW w:w="2352" w:type="dxa"/>
+            <w:vAlign w:val="center"/>
+          </w:tcPr>
+          <w:p>
+            <w:r>
+              <w:rPr>
+                <w:b w:val="0"/>
+              </w:rPr>
+            </w:r>
+          </w:p>
+        </w:tc>
+        <w:tc>
+          <w:tcPr>
+            <w:tcW w:w="2352" w:type="dxa"/>
+            <w:vAlign w:val="center"/>
+          </w:tcPr>
+          <w:p>
+            <w:r>
+              <w:rPr>
+                <w:b w:val="0"/>
+              </w:rPr>
+            </w:r>
+          </w:p>
         </w:tc>
       </w:tr>
     </w:tbl>
     <w:p>
+      <w:pPr>
+        <w:spacing w:after="200"/>
+        <w:rPr>
+          <w:i/>
+          <w:iCs/>
+        </w:rPr>
+      </w:pPr>
       <w:r>
+        <w:rPr>
+          <w:i/>
+          <w:iCs/>
+        </w:rPr>
         <w:t>Show one alias prediction.</w:t>
       </w:r>
     </w:p>
     <w:p>
       <w:r>
-        <w:t>________________________________________________________________________________</w:t>
+        <w:br/>
+      </w:r>
+    </w:p>
+    <w:p>
+      <w:r>
+        <w:br w:type="page"/>
       </w:r>
     </w:p>
     <w:p>
@@ -473,262 +779,495 @@
         <w:pStyle w:val="Heading1"/>
       </w:pPr>
       <w:r>
-        <w:t>Table 3 - Telemetry and Control (20)</w:t>
+        <w:t>Table 3 - Telemetry and Control (30)</w:t>
+      </w:r>
+      <w:r>
+        <w:t xml:space="preserve"/>
       </w:r>
     </w:p>
     <w:tbl>
       <w:tblPr>
         <w:tblStyle w:val="TableGrid"/>
-        <w:tblW w:type="auto" w:w="0"/>
-        <w:tblLook w:firstColumn="1" w:firstRow="1" w:lastColumn="0" w:lastRow="0" w:noHBand="0" w:noVBand="1" w:val="04A0"/>
+        <w:tblW w:w="0" w:type="auto"/>
+        <w:tblLook w:val="04A0" w:firstRow="1" w:lastRow="0" w:firstColumn="1" w:lastColumn="0" w:noHBand="0" w:noVBand="1"/>
       </w:tblPr>
       <w:tblGrid>
-        <w:gridCol w:w="1776"/>
-        <w:gridCol w:w="1776"/>
-        <w:gridCol w:w="1776"/>
-        <w:gridCol w:w="1776"/>
-        <w:gridCol w:w="1776"/>
-        <w:gridCol w:w="1776"/>
+        <w:gridCol w:w="1874"/>
+        <w:gridCol w:w="1692"/>
+        <w:gridCol w:w="1816"/>
+        <w:gridCol w:w="1816"/>
+        <w:gridCol w:w="1834"/>
+        <w:gridCol w:w="1840"/>
       </w:tblGrid>
       <w:tr>
+        <w:trPr>
+          <w:trHeight w:val="432"/>
+          <w:tblHeader/>
+        </w:trPr>
         <w:tc>
           <w:tcPr>
-            <w:tcW w:type="dxa" w:w="1776"/>
+            <w:tcW w:w="2352" w:type="dxa"/>
+            <w:shd w:val="clear" w:color="auto" w:fill="17324D"/>
+            <w:vAlign w:val="center"/>
           </w:tcPr>
           <w:p>
             <w:r>
+              <w:rPr>
+                <w:b/>
+                <w:color w:val="FFFFFF"/>
+              </w:rPr>
               <w:t>Condition</w:t>
             </w:r>
           </w:p>
         </w:tc>
         <w:tc>
           <w:tcPr>
-            <w:tcW w:type="dxa" w:w="1776"/>
+            <w:tcW w:w="2352" w:type="dxa"/>
+            <w:shd w:val="clear" w:color="auto" w:fill="17324D"/>
+            <w:vAlign w:val="center"/>
           </w:tcPr>
           <w:p>
             <w:r>
+              <w:rPr>
+                <w:b/>
+                <w:color w:val="FFFFFF"/>
+              </w:rPr>
               <w:t>Analog input</w:t>
             </w:r>
           </w:p>
         </w:tc>
         <w:tc>
           <w:tcPr>
-            <w:tcW w:type="dxa" w:w="1776"/>
+            <w:tcW w:w="2352" w:type="dxa"/>
+            <w:shd w:val="clear" w:color="auto" w:fill="17324D"/>
+            <w:vAlign w:val="center"/>
           </w:tcPr>
           <w:p>
             <w:r>
+              <w:rPr>
+                <w:b/>
+                <w:color w:val="FFFFFF"/>
+              </w:rPr>
               <w:t>Reported value</w:t>
             </w:r>
           </w:p>
         </w:tc>
         <w:tc>
           <w:tcPr>
-            <w:tcW w:type="dxa" w:w="1776"/>
+            <w:tcW w:w="2352" w:type="dxa"/>
+            <w:shd w:val="clear" w:color="auto" w:fill="17324D"/>
+            <w:vAlign w:val="center"/>
           </w:tcPr>
           <w:p>
             <w:r>
+              <w:rPr>
+                <w:b/>
+                <w:color w:val="FFFFFF"/>
+              </w:rPr>
               <w:t>Control state</w:t>
             </w:r>
           </w:p>
         </w:tc>
         <w:tc>
           <w:tcPr>
-            <w:tcW w:type="dxa" w:w="1776"/>
+            <w:tcW w:w="2352" w:type="dxa"/>
+            <w:shd w:val="clear" w:color="auto" w:fill="17324D"/>
+            <w:vAlign w:val="center"/>
           </w:tcPr>
           <w:p>
             <w:r>
+              <w:rPr>
+                <w:b/>
+                <w:color w:val="FFFFFF"/>
+              </w:rPr>
               <w:t>Difference</w:t>
             </w:r>
           </w:p>
         </w:tc>
         <w:tc>
           <w:tcPr>
-            <w:tcW w:type="dxa" w:w="1776"/>
+            <w:tcW w:w="2352" w:type="dxa"/>
+            <w:shd w:val="clear" w:color="auto" w:fill="17324D"/>
+            <w:vAlign w:val="center"/>
           </w:tcPr>
           <w:p>
             <w:r>
+              <w:rPr>
+                <w:b/>
+                <w:color w:val="FFFFFF"/>
+              </w:rPr>
               <w:t>Interpretation</w:t>
             </w:r>
           </w:p>
         </w:tc>
       </w:tr>
       <w:tr>
+        <w:trPr>
+          <w:trHeight w:val="490"/>
+        </w:trPr>
         <w:tc>
           <w:tcPr>
-            <w:tcW w:type="dxa" w:w="1776"/>
+            <w:tcW w:w="2352" w:type="dxa"/>
+            <w:vAlign w:val="center"/>
           </w:tcPr>
           <w:p>
             <w:r>
+              <w:rPr>
+                <w:b w:val="0"/>
+              </w:rPr>
               <w:t>Baseline</w:t>
             </w:r>
           </w:p>
         </w:tc>
         <w:tc>
           <w:tcPr>
-            <w:tcW w:type="dxa" w:w="1776"/>
+            <w:tcW w:w="2352" w:type="dxa"/>
+            <w:vAlign w:val="center"/>
           </w:tcPr>
-          <w:p/>
+          <w:p>
+            <w:r>
+              <w:rPr>
+                <w:b w:val="0"/>
+              </w:rPr>
+            </w:r>
+          </w:p>
         </w:tc>
         <w:tc>
           <w:tcPr>
-            <w:tcW w:type="dxa" w:w="1776"/>
+            <w:tcW w:w="2352" w:type="dxa"/>
+            <w:vAlign w:val="center"/>
           </w:tcPr>
-          <w:p/>
+          <w:p>
+            <w:r>
+              <w:rPr>
+                <w:b w:val="0"/>
+              </w:rPr>
+            </w:r>
+          </w:p>
         </w:tc>
         <w:tc>
           <w:tcPr>
-            <w:tcW w:type="dxa" w:w="1776"/>
+            <w:tcW w:w="2352" w:type="dxa"/>
+            <w:vAlign w:val="center"/>
           </w:tcPr>
-          <w:p/>
+          <w:p>
+            <w:r>
+              <w:rPr>
+                <w:b w:val="0"/>
+              </w:rPr>
+            </w:r>
+          </w:p>
         </w:tc>
         <w:tc>
           <w:tcPr>
-            <w:tcW w:type="dxa" w:w="1776"/>
+            <w:tcW w:w="2352" w:type="dxa"/>
+            <w:vAlign w:val="center"/>
           </w:tcPr>
-          <w:p/>
+          <w:p>
+            <w:r>
+              <w:rPr>
+                <w:b w:val="0"/>
+              </w:rPr>
+            </w:r>
+          </w:p>
         </w:tc>
         <w:tc>
           <w:tcPr>
-            <w:tcW w:type="dxa" w:w="1776"/>
+            <w:tcW w:w="2352" w:type="dxa"/>
+            <w:vAlign w:val="center"/>
           </w:tcPr>
-          <w:p/>
+          <w:p>
+            <w:r>
+              <w:rPr>
+                <w:b w:val="0"/>
+              </w:rPr>
+            </w:r>
+          </w:p>
         </w:tc>
       </w:tr>
       <w:tr>
+        <w:trPr>
+          <w:trHeight w:val="490"/>
+        </w:trPr>
         <w:tc>
           <w:tcPr>
-            <w:tcW w:type="dxa" w:w="1776"/>
+            <w:tcW w:w="2352" w:type="dxa"/>
+            <w:shd w:val="clear" w:color="auto" w:fill="EAF2F7"/>
+            <w:vAlign w:val="center"/>
           </w:tcPr>
           <w:p>
             <w:r>
+              <w:rPr>
+                <w:b w:val="0"/>
+              </w:rPr>
               <w:t>Injected</w:t>
             </w:r>
           </w:p>
         </w:tc>
         <w:tc>
           <w:tcPr>
-            <w:tcW w:type="dxa" w:w="1776"/>
+            <w:tcW w:w="2352" w:type="dxa"/>
+            <w:shd w:val="clear" w:color="auto" w:fill="EAF2F7"/>
+            <w:vAlign w:val="center"/>
           </w:tcPr>
-          <w:p/>
+          <w:p>
+            <w:r>
+              <w:rPr>
+                <w:b w:val="0"/>
+              </w:rPr>
+            </w:r>
+          </w:p>
         </w:tc>
         <w:tc>
           <w:tcPr>
-            <w:tcW w:type="dxa" w:w="1776"/>
+            <w:tcW w:w="2352" w:type="dxa"/>
+            <w:shd w:val="clear" w:color="auto" w:fill="EAF2F7"/>
+            <w:vAlign w:val="center"/>
           </w:tcPr>
-          <w:p/>
+          <w:p>
+            <w:r>
+              <w:rPr>
+                <w:b w:val="0"/>
+              </w:rPr>
+            </w:r>
+          </w:p>
         </w:tc>
         <w:tc>
           <w:tcPr>
-            <w:tcW w:type="dxa" w:w="1776"/>
+            <w:tcW w:w="2352" w:type="dxa"/>
+            <w:shd w:val="clear" w:color="auto" w:fill="EAF2F7"/>
+            <w:vAlign w:val="center"/>
           </w:tcPr>
-          <w:p/>
+          <w:p>
+            <w:r>
+              <w:rPr>
+                <w:b w:val="0"/>
+              </w:rPr>
+            </w:r>
+          </w:p>
         </w:tc>
         <w:tc>
           <w:tcPr>
-            <w:tcW w:type="dxa" w:w="1776"/>
+            <w:tcW w:w="2352" w:type="dxa"/>
+            <w:shd w:val="clear" w:color="auto" w:fill="EAF2F7"/>
+            <w:vAlign w:val="center"/>
           </w:tcPr>
-          <w:p/>
+          <w:p>
+            <w:r>
+              <w:rPr>
+                <w:b w:val="0"/>
+              </w:rPr>
+            </w:r>
+          </w:p>
         </w:tc>
         <w:tc>
           <w:tcPr>
-            <w:tcW w:type="dxa" w:w="1776"/>
+            <w:tcW w:w="2352" w:type="dxa"/>
+            <w:shd w:val="clear" w:color="auto" w:fill="EAF2F7"/>
+            <w:vAlign w:val="center"/>
           </w:tcPr>
-          <w:p/>
+          <w:p>
+            <w:r>
+              <w:rPr>
+                <w:b w:val="0"/>
+              </w:rPr>
+            </w:r>
+          </w:p>
         </w:tc>
       </w:tr>
       <w:tr>
+        <w:trPr>
+          <w:trHeight w:val="490"/>
+        </w:trPr>
         <w:tc>
           <w:tcPr>
-            <w:tcW w:type="dxa" w:w="1776"/>
+            <w:tcW w:w="2352" w:type="dxa"/>
+            <w:vAlign w:val="center"/>
           </w:tcPr>
           <w:p>
             <w:r>
+              <w:rPr>
+                <w:b w:val="0"/>
+              </w:rPr>
               <w:t>Controlled</w:t>
             </w:r>
           </w:p>
         </w:tc>
         <w:tc>
           <w:tcPr>
-            <w:tcW w:type="dxa" w:w="1776"/>
+            <w:tcW w:w="2352" w:type="dxa"/>
+            <w:vAlign w:val="center"/>
           </w:tcPr>
-          <w:p/>
+          <w:p>
+            <w:r>
+              <w:rPr>
+                <w:b w:val="0"/>
+              </w:rPr>
+            </w:r>
+          </w:p>
         </w:tc>
         <w:tc>
           <w:tcPr>
-            <w:tcW w:type="dxa" w:w="1776"/>
+            <w:tcW w:w="2352" w:type="dxa"/>
+            <w:vAlign w:val="center"/>
           </w:tcPr>
-          <w:p/>
+          <w:p>
+            <w:r>
+              <w:rPr>
+                <w:b w:val="0"/>
+              </w:rPr>
+            </w:r>
+          </w:p>
         </w:tc>
         <w:tc>
           <w:tcPr>
-            <w:tcW w:type="dxa" w:w="1776"/>
+            <w:tcW w:w="2352" w:type="dxa"/>
+            <w:vAlign w:val="center"/>
           </w:tcPr>
-          <w:p/>
+          <w:p>
+            <w:r>
+              <w:rPr>
+                <w:b w:val="0"/>
+              </w:rPr>
+            </w:r>
+          </w:p>
         </w:tc>
         <w:tc>
           <w:tcPr>
-            <w:tcW w:type="dxa" w:w="1776"/>
+            <w:tcW w:w="2352" w:type="dxa"/>
+            <w:vAlign w:val="center"/>
           </w:tcPr>
-          <w:p/>
+          <w:p>
+            <w:r>
+              <w:rPr>
+                <w:b w:val="0"/>
+              </w:rPr>
+            </w:r>
+          </w:p>
         </w:tc>
         <w:tc>
           <w:tcPr>
-            <w:tcW w:type="dxa" w:w="1776"/>
+            <w:tcW w:w="2352" w:type="dxa"/>
+            <w:vAlign w:val="center"/>
           </w:tcPr>
-          <w:p/>
+          <w:p>
+            <w:r>
+              <w:rPr>
+                <w:b w:val="0"/>
+              </w:rPr>
+            </w:r>
+          </w:p>
         </w:tc>
       </w:tr>
       <w:tr>
+        <w:trPr>
+          <w:trHeight w:val="490"/>
+        </w:trPr>
         <w:tc>
           <w:tcPr>
-            <w:tcW w:type="dxa" w:w="1776"/>
+            <w:tcW w:w="2352" w:type="dxa"/>
+            <w:vAlign w:val="center"/>
           </w:tcPr>
           <w:p>
             <w:r>
+              <w:rPr>
+                <w:b w:val="0"/>
+              </w:rPr>
               <w:t>Restored</w:t>
             </w:r>
           </w:p>
         </w:tc>
         <w:tc>
           <w:tcPr>
-            <w:tcW w:type="dxa" w:w="1776"/>
+            <w:tcW w:w="2352" w:type="dxa"/>
+            <w:vAlign w:val="center"/>
           </w:tcPr>
-          <w:p/>
+          <w:p>
+            <w:r>
+              <w:rPr>
+                <w:b w:val="0"/>
+              </w:rPr>
+            </w:r>
+          </w:p>
         </w:tc>
         <w:tc>
           <w:tcPr>
-            <w:tcW w:type="dxa" w:w="1776"/>
+            <w:tcW w:w="2352" w:type="dxa"/>
+            <w:vAlign w:val="center"/>
           </w:tcPr>
-          <w:p/>
+          <w:p>
+            <w:r>
+              <w:rPr>
+                <w:b w:val="0"/>
+              </w:rPr>
+            </w:r>
+          </w:p>
         </w:tc>
         <w:tc>
           <w:tcPr>
-            <w:tcW w:type="dxa" w:w="1776"/>
+            <w:tcW w:w="2352" w:type="dxa"/>
+            <w:vAlign w:val="center"/>
           </w:tcPr>
-          <w:p/>
+          <w:p>
+            <w:r>
+              <w:rPr>
+                <w:b w:val="0"/>
+              </w:rPr>
+            </w:r>
+          </w:p>
         </w:tc>
         <w:tc>
           <w:tcPr>
-            <w:tcW w:type="dxa" w:w="1776"/>
+            <w:tcW w:w="2352" w:type="dxa"/>
+            <w:vAlign w:val="center"/>
           </w:tcPr>
-          <w:p/>
+          <w:p>
+            <w:r>
+              <w:rPr>
+                <w:b w:val="0"/>
+              </w:rPr>
+            </w:r>
+          </w:p>
         </w:tc>
         <w:tc>
           <w:tcPr>
-            <w:tcW w:type="dxa" w:w="1776"/>
+            <w:tcW w:w="2352" w:type="dxa"/>
+            <w:vAlign w:val="center"/>
           </w:tcPr>
-          <w:p/>
+          <w:p>
+            <w:r>
+              <w:rPr>
+                <w:b w:val="0"/>
+              </w:rPr>
+            </w:r>
+          </w:p>
         </w:tc>
       </w:tr>
     </w:tbl>
     <w:p>
+      <w:pPr>
+        <w:spacing w:after="200"/>
+        <w:rPr>
+          <w:i/>
+          <w:iCs/>
+        </w:rPr>
+      </w:pPr>
       <w:r>
+        <w:rPr>
+          <w:i/>
+          <w:iCs/>
+        </w:rPr>
         <w:t>Quantify control improvement.</w:t>
       </w:r>
     </w:p>
     <w:p>
       <w:r>
-        <w:t>________________________________________________________________________________</w:t>
+        <w:br/>
+      </w:r>
+    </w:p>
+    <w:p>
+      <w:r>
+        <w:br w:type="page"/>
       </w:r>
     </w:p>
     <w:p>
@@ -737,6 +1276,14 @@
       </w:pPr>
       <w:r>
         <w:t>Evidence (15)</w:t>
+      </w:r>
+      <w:r>
+        <w:t xml:space="preserve"/>
+      </w:r>
+    </w:p>
+    <w:p>
+      <w:r>
+        <w:t>Insert a readable photo or screenshot for each scenario:</w:t>
       </w:r>
     </w:p>
     <w:p>
@@ -754,6 +1301,10 @@
     </w:p>
     <w:p>
       <w:r>
+        <w:br/>
+        <w:br/>
+        <w:br/>
+        <w:br/>
         <w:br/>
         <w:br/>
         <w:br/>
@@ -777,6 +1328,10 @@
         <w:br/>
         <w:br/>
         <w:br/>
+        <w:br/>
+        <w:br/>
+        <w:br/>
+        <w:br/>
       </w:r>
     </w:p>
     <w:p>
@@ -797,6 +1352,15 @@
         <w:br/>
         <w:br/>
         <w:br/>
+        <w:br/>
+        <w:br/>
+        <w:br/>
+        <w:br/>
+      </w:r>
+    </w:p>
+    <w:p>
+      <w:r>
+        <w:br w:type="page"/>
       </w:r>
     </w:p>
     <w:p>
@@ -806,57 +1370,166 @@
       <w:r>
         <w:t>Conclusion (15)</w:t>
       </w:r>
+      <w:r>
+        <w:t xml:space="preserve"/>
+      </w:r>
     </w:p>
     <w:p>
+      <w:pPr>
+        <w:rPr>
+          <w:i/>
+          <w:iCs/>
+        </w:rPr>
+      </w:pPr>
       <w:r>
-        <w:t>Summarize the lab, then address each prompt:</w:t>
+        <w:rPr>
+          <w:i/>
+          <w:iCs/>
+        </w:rPr>
+        <w:t xml:space="preserve">Give a summary of what you did and learned. In addition, answer these questions:</w:t>
+      </w:r>
+      <w:r>
+        <w:rPr>
+          <w:i/>
+          <w:iCs/>
+        </w:rPr>
+        <w:t/>
+      </w:r>
+      <w:r>
+        <w:rPr>
+          <w:i/>
+          <w:iCs/>
+        </w:rPr>
+        <w:t xml:space="preserve"/>
+      </w:r>
+      <w:r>
+        <w:rPr>
+          <w:i/>
+          <w:iCs/>
+        </w:rPr>
+        <w:t xml:space="preserve"/>
+      </w:r>
+      <w:r>
+        <w:rPr>
+          <w:i/>
+          <w:iCs/>
+        </w:rPr>
+        <w:t/>
+      </w:r>
+      <w:r>
+        <w:rPr>
+          <w:i/>
+          <w:iCs/>
+        </w:rPr>
+        <w:t xml:space="preserve"/>
       </w:r>
     </w:p>
     <w:p>
       <w:pPr>
         <w:pStyle w:val="ListParagraph"/>
+        <w:numPr>
+          <w:ilvl w:val="0"/>
+          <w:numId w:val="10"/>
+        </w:numPr>
+        <w:rPr>
+          <w:i/>
+          <w:iCs/>
+        </w:rPr>
       </w:pPr>
       <w:r>
-        <w:t>When did sampled data represent the analog input faithfully?</w:t>
+        <w:rPr>
+          <w:i/>
+          <w:iCs/>
+        </w:rPr>
+        <w:t xml:space="preserve">When did sampled data represent the analog input faithfully?</w:t>
+      </w:r>
+      <w:r>
+        <w:rPr>
+          <w:i/>
+          <w:iCs/>
+        </w:rPr>
+        <w:t/>
       </w:r>
     </w:p>
     <w:p>
       <w:pPr>
         <w:pStyle w:val="ListParagraph"/>
+        <w:numPr>
+          <w:ilvl w:val="0"/>
+          <w:numId w:val="10"/>
+        </w:numPr>
+        <w:rPr>
+          <w:i/>
+          <w:iCs/>
+        </w:rPr>
       </w:pPr>
       <w:r>
-        <w:t>How did the alias produce a plausible but incorrect value?</w:t>
+        <w:rPr>
+          <w:i/>
+          <w:iCs/>
+        </w:rPr>
+        <w:t xml:space="preserve">How did the alias produce a plausible but incorrect value?</w:t>
+      </w:r>
+      <w:r>
+        <w:rPr>
+          <w:i/>
+          <w:iCs/>
+        </w:rPr>
+        <w:t/>
       </w:r>
     </w:p>
     <w:p>
       <w:pPr>
         <w:pStyle w:val="ListParagraph"/>
+        <w:numPr>
+          <w:ilvl w:val="0"/>
+          <w:numId w:val="10"/>
+        </w:numPr>
+        <w:rPr>
+          <w:i/>
+          <w:iCs/>
+        </w:rPr>
       </w:pPr>
       <w:r>
-        <w:t>Which control helped and what limitation remained?</w:t>
+        <w:rPr>
+          <w:i/>
+          <w:iCs/>
+        </w:rPr>
+        <w:t xml:space="preserve">Which control helped and what limitation remained?</w:t>
+      </w:r>
+      <w:r>
+        <w:rPr>
+          <w:i/>
+          <w:iCs/>
+        </w:rPr>
+        <w:t/>
       </w:r>
     </w:p>
     <w:p>
       <w:pPr>
         <w:pStyle w:val="ListParagraph"/>
+        <w:numPr>
+          <w:ilvl w:val="0"/>
+          <w:numId w:val="10"/>
+        </w:numPr>
+        <w:rPr>
+          <w:i/>
+          <w:iCs/>
+        </w:rPr>
       </w:pPr>
       <w:r>
-        <w:t>Why does correct framing or software parsing not prove sensor truth?</w:t>
+        <w:rPr>
+          <w:i/>
+          <w:iCs/>
+        </w:rPr>
+        <w:t xml:space="preserve">Why does correct framing or software parsing not prove sensor truth?</w:t>
       </w:r>
-    </w:p>
-    <w:p>
       <w:r>
-        <w:t>________________________________________________________________________________</w:t>
-      </w:r>
-    </w:p>
-    <w:p>
-      <w:r>
-        <w:t>________________________________________________________________________________</w:t>
-      </w:r>
-    </w:p>
-    <w:p>
-      <w:r>
-        <w:t>________________________________________________________________________________</w:t>
+        <w:rPr>
+          <w:i/>
+          <w:iCs/>
+        </w:rPr>
+        <w:t/>
       </w:r>
     </w:p>
     <w:sectPr>
@@ -1647,7 +2320,7 @@
   <w:style w:type="paragraph" w:default="1" w:styleId="Normal">
     <w:name w:val="Normal"/>
     <w:qFormat/>
-    <w:rsid w:val="0025644F"/>
+    <w:rsid w:val="009D2B7E"/>
     <w:pPr>
       <w:spacing w:after="80"/>
     </w:pPr>

--- a/assets/labs/lab-07-report.docx
+++ b/assets/labs/lab-07-report.docx
@@ -7,7 +7,7 @@
         <w:pStyle w:val="Title"/>
       </w:pPr>
       <w:r>
-        <w:t>Lab 7 Report - ADC/DAC Aliasing and Sensor Spoofing</w:t>
+        <w:t>Lab 7 Report - ADC Sampling, Aliasing, and False Telemetry</w:t>
       </w:r>
       <w:r>
         <w:t xml:space="preserve"/>
@@ -40,6 +40,31 @@
       </w:r>
     </w:p>
     <w:p>
+      <w:r>
+        <w:t>Complete the blanks using measurements; include units. Content 70 + Evidence 15 + Conclusion 15 = 100 points. The optional RC extension is not required.</w:t>
+      </w:r>
+    </w:p>
+    <w:p>
+      <w:r>
+        <w:t>Board / station / sketch version: ____________________    Measured Vref: __________ V</w:t>
+      </w:r>
+    </w:p>
+    <w:p>
+      <w:r>
+        <w:t>Scope / generator IDs: ____________________    Probe factor: ______    Scope sample rate: __________</w:t>
+      </w:r>
+    </w:p>
+    <w:p>
+      <w:r>
+        <w:t>D8 rising-edge interval: mode 2 __________ ; mode 5 __________ . Actual rate = 1/interval: mode 2 __________ ; mode 5 __________ .</w:t>
+      </w:r>
+    </w:p>
+    <w:p>
+      <w:r>
+        <w:t>Check each sine capture: overruns = 0, near_rail_warning = NO, valid frequency. If not, record the warning, correct the setup, and capture again. Ignore the tone/alarm status during DC calibration.</w:t>
+      </w:r>
+    </w:p>
+    <w:p>
       <w:pPr>
         <w:pStyle w:val="Heading1"/>
       </w:pPr>
@@ -54,15 +79,16 @@
       <w:tblPr>
         <w:tblStyle w:val="TableGrid"/>
         <w:tblW w:w="0" w:type="auto"/>
+        <w:tblLayout w:type="fixed"/>
         <w:tblLook w:val="04A0" w:firstRow="1" w:lastRow="0" w:firstColumn="1" w:lastColumn="0" w:noHBand="0" w:noVBand="1"/>
       </w:tblPr>
       <w:tblGrid>
-        <w:gridCol w:w="1874"/>
-        <w:gridCol w:w="1692"/>
-        <w:gridCol w:w="1816"/>
-        <w:gridCol w:w="1816"/>
-        <w:gridCol w:w="1834"/>
-        <w:gridCol w:w="1840"/>
+        <w:gridCol w:w="1918"/>
+        <w:gridCol w:w="1812"/>
+        <w:gridCol w:w="1812"/>
+        <w:gridCol w:w="1705"/>
+        <w:gridCol w:w="1598"/>
+        <w:gridCol w:w="1812"/>
       </w:tblGrid>
       <w:tr>
         <w:trPr>
@@ -71,7 +97,7 @@
         </w:trPr>
         <w:tc>
           <w:tcPr>
-            <w:tcW w:w="2352" w:type="dxa"/>
+            <w:tcW w:w="1918" w:type="dxa"/>
             <w:shd w:val="clear" w:color="auto" w:fill="17324D"/>
             <w:vAlign w:val="center"/>
           </w:tcPr>
@@ -81,13 +107,13 @@
                 <w:b/>
                 <w:color w:val="FFFFFF"/>
               </w:rPr>
-              <w:t>Input</w:t>
+              <w:t>DC input</w:t>
             </w:r>
           </w:p>
         </w:tc>
         <w:tc>
           <w:tcPr>
-            <w:tcW w:w="2352" w:type="dxa"/>
+            <w:tcW w:w="1812" w:type="dxa"/>
             <w:shd w:val="clear" w:color="auto" w:fill="17324D"/>
             <w:vAlign w:val="center"/>
           </w:tcPr>
@@ -97,13 +123,13 @@
                 <w:b/>
                 <w:color w:val="FFFFFF"/>
               </w:rPr>
-              <w:t>DMM voltage</w:t>
+              <w:t>DMM input (V)</w:t>
             </w:r>
           </w:p>
         </w:tc>
         <w:tc>
           <w:tcPr>
-            <w:tcW w:w="2352" w:type="dxa"/>
+            <w:tcW w:w="1812" w:type="dxa"/>
             <w:shd w:val="clear" w:color="auto" w:fill="17324D"/>
             <w:vAlign w:val="center"/>
           </w:tcPr>
@@ -119,7 +145,7 @@
         </w:tc>
         <w:tc>
           <w:tcPr>
-            <w:tcW w:w="2352" w:type="dxa"/>
+            <w:tcW w:w="1705" w:type="dxa"/>
             <w:shd w:val="clear" w:color="auto" w:fill="17324D"/>
             <w:vAlign w:val="center"/>
           </w:tcPr>
@@ -129,13 +155,13 @@
                 <w:b/>
                 <w:color w:val="FFFFFF"/>
               </w:rPr>
-              <w:t>Reported code</w:t>
+              <w:t>Mean code</w:t>
             </w:r>
           </w:p>
         </w:tc>
         <w:tc>
           <w:tcPr>
-            <w:tcW w:w="2352" w:type="dxa"/>
+            <w:tcW w:w="1598" w:type="dxa"/>
             <w:shd w:val="clear" w:color="auto" w:fill="17324D"/>
             <w:vAlign w:val="center"/>
           </w:tcPr>
@@ -145,13 +171,13 @@
                 <w:b/>
                 <w:color w:val="FFFFFF"/>
               </w:rPr>
-              <w:t>Error</w:t>
+              <w:t>Code error</w:t>
             </w:r>
           </w:p>
         </w:tc>
         <w:tc>
           <w:tcPr>
-            <w:tcW w:w="2352" w:type="dxa"/>
+            <w:tcW w:w="1812" w:type="dxa"/>
             <w:shd w:val="clear" w:color="auto" w:fill="17324D"/>
             <w:vAlign w:val="center"/>
           </w:tcPr>
@@ -172,7 +198,7 @@
         </w:trPr>
         <w:tc>
           <w:tcPr>
-            <w:tcW w:w="2352" w:type="dxa"/>
+            <w:tcW w:w="1918" w:type="dxa"/>
             <w:vAlign w:val="center"/>
           </w:tcPr>
           <w:p>
@@ -180,13 +206,13 @@
               <w:rPr>
                 <w:b w:val="0"/>
               </w:rPr>
-              <w:t>Low reference</w:t>
+              <w:t>Low: about 1 V</w:t>
             </w:r>
           </w:p>
         </w:tc>
         <w:tc>
           <w:tcPr>
-            <w:tcW w:w="2352" w:type="dxa"/>
+            <w:tcW w:w="1812" w:type="dxa"/>
             <w:vAlign w:val="center"/>
           </w:tcPr>
           <w:p>
@@ -199,7 +225,7 @@
         </w:tc>
         <w:tc>
           <w:tcPr>
-            <w:tcW w:w="2352" w:type="dxa"/>
+            <w:tcW w:w="1812" w:type="dxa"/>
             <w:vAlign w:val="center"/>
           </w:tcPr>
           <w:p>
@@ -212,7 +238,7 @@
         </w:tc>
         <w:tc>
           <w:tcPr>
-            <w:tcW w:w="2352" w:type="dxa"/>
+            <w:tcW w:w="1705" w:type="dxa"/>
             <w:vAlign w:val="center"/>
           </w:tcPr>
           <w:p>
@@ -225,7 +251,7 @@
         </w:tc>
         <w:tc>
           <w:tcPr>
-            <w:tcW w:w="2352" w:type="dxa"/>
+            <w:tcW w:w="1598" w:type="dxa"/>
             <w:vAlign w:val="center"/>
           </w:tcPr>
           <w:p>
@@ -238,7 +264,7 @@
         </w:tc>
         <w:tc>
           <w:tcPr>
-            <w:tcW w:w="2352" w:type="dxa"/>
+            <w:tcW w:w="1812" w:type="dxa"/>
             <w:vAlign w:val="center"/>
           </w:tcPr>
           <w:p>
@@ -256,7 +282,7 @@
         </w:trPr>
         <w:tc>
           <w:tcPr>
-            <w:tcW w:w="2352" w:type="dxa"/>
+            <w:tcW w:w="1918" w:type="dxa"/>
             <w:shd w:val="clear" w:color="auto" w:fill="EAF2F7"/>
             <w:vAlign w:val="center"/>
           </w:tcPr>
@@ -265,13 +291,13 @@
               <w:rPr>
                 <w:b w:val="0"/>
               </w:rPr>
-              <w:t>High reference</w:t>
+              <w:t>High: about 3 V</w:t>
             </w:r>
           </w:p>
         </w:tc>
         <w:tc>
           <w:tcPr>
-            <w:tcW w:w="2352" w:type="dxa"/>
+            <w:tcW w:w="1812" w:type="dxa"/>
             <w:shd w:val="clear" w:color="auto" w:fill="EAF2F7"/>
             <w:vAlign w:val="center"/>
           </w:tcPr>
@@ -285,7 +311,7 @@
         </w:tc>
         <w:tc>
           <w:tcPr>
-            <w:tcW w:w="2352" w:type="dxa"/>
+            <w:tcW w:w="1812" w:type="dxa"/>
             <w:shd w:val="clear" w:color="auto" w:fill="EAF2F7"/>
             <w:vAlign w:val="center"/>
           </w:tcPr>
@@ -299,7 +325,7 @@
         </w:tc>
         <w:tc>
           <w:tcPr>
-            <w:tcW w:w="2352" w:type="dxa"/>
+            <w:tcW w:w="1705" w:type="dxa"/>
             <w:shd w:val="clear" w:color="auto" w:fill="EAF2F7"/>
             <w:vAlign w:val="center"/>
           </w:tcPr>
@@ -313,7 +339,7 @@
         </w:tc>
         <w:tc>
           <w:tcPr>
-            <w:tcW w:w="2352" w:type="dxa"/>
+            <w:tcW w:w="1598" w:type="dxa"/>
             <w:shd w:val="clear" w:color="auto" w:fill="EAF2F7"/>
             <w:vAlign w:val="center"/>
           </w:tcPr>
@@ -327,7 +353,7 @@
         </w:tc>
         <w:tc>
           <w:tcPr>
-            <w:tcW w:w="2352" w:type="dxa"/>
+            <w:tcW w:w="1812" w:type="dxa"/>
             <w:shd w:val="clear" w:color="auto" w:fill="EAF2F7"/>
             <w:vAlign w:val="center"/>
           </w:tcPr>
@@ -354,12 +380,19 @@
           <w:i/>
           <w:iCs/>
         </w:rPr>
-        <w:t>Calculate ideal ADC step size.</w:t>
+        <w:t>Show step size and both code predictions using measured Vref. Define code error as reported mean minus predicted code.</w:t>
       </w:r>
     </w:p>
     <w:p>
       <w:r>
         <w:br/>
+        <w:br/>
+        <w:br/>
+      </w:r>
+    </w:p>
+    <w:p>
+      <w:r>
+        <w:br w:type="page"/>
       </w:r>
     </w:p>
     <w:p>
@@ -373,19 +406,25 @@
         <w:t xml:space="preserve"/>
       </w:r>
     </w:p>
+    <w:p>
+      <w:r>
+        <w:t>Use sine, 1.00 Vpp, +2.50 V offset, High Z display; verify about 2-3 V on the scope. Capacitor disconnected. Commands: 2 = lower rate, 5 = higher rate, c = capture again.</w:t>
+      </w:r>
+    </w:p>
     <w:tbl>
       <w:tblPr>
         <w:tblStyle w:val="TableGrid"/>
         <w:tblW w:w="0" w:type="auto"/>
+        <w:tblLayout w:type="fixed"/>
         <w:tblLook w:val="04A0" w:firstRow="1" w:lastRow="0" w:firstColumn="1" w:lastColumn="0" w:noHBand="0" w:noVBand="1"/>
       </w:tblPr>
       <w:tblGrid>
-        <w:gridCol w:w="1874"/>
-        <w:gridCol w:w="1692"/>
-        <w:gridCol w:w="1816"/>
-        <w:gridCol w:w="1816"/>
-        <w:gridCol w:w="1834"/>
-        <w:gridCol w:w="1840"/>
+        <w:gridCol w:w="2557"/>
+        <w:gridCol w:w="1598"/>
+        <w:gridCol w:w="1598"/>
+        <w:gridCol w:w="1598"/>
+        <w:gridCol w:w="1598"/>
+        <w:gridCol w:w="1705"/>
       </w:tblGrid>
       <w:tr>
         <w:trPr>
@@ -394,7 +433,7 @@
         </w:trPr>
         <w:tc>
           <w:tcPr>
-            <w:tcW w:w="2352" w:type="dxa"/>
+            <w:tcW w:w="2557" w:type="dxa"/>
             <w:shd w:val="clear" w:color="auto" w:fill="17324D"/>
             <w:vAlign w:val="center"/>
           </w:tcPr>
@@ -404,13 +443,13 @@
                 <w:b/>
                 <w:color w:val="FFFFFF"/>
               </w:rPr>
-              <w:t>Input frequency</w:t>
+              <w:t>Condition / set input</w:t>
             </w:r>
           </w:p>
         </w:tc>
         <w:tc>
           <w:tcPr>
-            <w:tcW w:w="2352" w:type="dxa"/>
+            <w:tcW w:w="1598" w:type="dxa"/>
             <w:shd w:val="clear" w:color="auto" w:fill="17324D"/>
             <w:vAlign w:val="center"/>
           </w:tcPr>
@@ -420,13 +459,13 @@
                 <w:b/>
                 <w:color w:val="FFFFFF"/>
               </w:rPr>
-              <w:t>Sample rate</w:t>
+              <w:t>Sample rate (samples/s)</w:t>
             </w:r>
           </w:p>
         </w:tc>
         <w:tc>
           <w:tcPr>
-            <w:tcW w:w="2352" w:type="dxa"/>
+            <w:tcW w:w="1598" w:type="dxa"/>
             <w:shd w:val="clear" w:color="auto" w:fill="17324D"/>
             <w:vAlign w:val="center"/>
           </w:tcPr>
@@ -436,13 +475,13 @@
                 <w:b/>
                 <w:color w:val="FFFFFF"/>
               </w:rPr>
-              <w:t>Nyquist limit</w:t>
+              <w:t>Nyquist limit (Hz)</w:t>
             </w:r>
           </w:p>
         </w:tc>
         <w:tc>
           <w:tcPr>
-            <w:tcW w:w="2352" w:type="dxa"/>
+            <w:tcW w:w="1598" w:type="dxa"/>
             <w:shd w:val="clear" w:color="auto" w:fill="17324D"/>
             <w:vAlign w:val="center"/>
           </w:tcPr>
@@ -452,13 +491,13 @@
                 <w:b/>
                 <w:color w:val="FFFFFF"/>
               </w:rPr>
-              <w:t>Predicted alias</w:t>
+              <w:t>Predicted frequency (Hz)</w:t>
             </w:r>
           </w:p>
         </w:tc>
         <w:tc>
           <w:tcPr>
-            <w:tcW w:w="2352" w:type="dxa"/>
+            <w:tcW w:w="1598" w:type="dxa"/>
             <w:shd w:val="clear" w:color="auto" w:fill="17324D"/>
             <w:vAlign w:val="center"/>
           </w:tcPr>
@@ -468,13 +507,13 @@
                 <w:b/>
                 <w:color w:val="FFFFFF"/>
               </w:rPr>
-              <w:t>Reported frequency</w:t>
+              <w:t>Nano frequency (Hz)</w:t>
             </w:r>
           </w:p>
         </w:tc>
         <w:tc>
           <w:tcPr>
-            <w:tcW w:w="2352" w:type="dxa"/>
+            <w:tcW w:w="1705" w:type="dxa"/>
             <w:shd w:val="clear" w:color="auto" w:fill="17324D"/>
             <w:vAlign w:val="center"/>
           </w:tcPr>
@@ -484,7 +523,7 @@
                 <w:b/>
                 <w:color w:val="FFFFFF"/>
               </w:rPr>
-              <w:t>Agreement</w:t>
+              <w:t>Scope frequency (Hz)</w:t>
             </w:r>
           </w:p>
         </w:tc>
@@ -495,7 +534,7 @@
         </w:trPr>
         <w:tc>
           <w:tcPr>
-            <w:tcW w:w="2352" w:type="dxa"/>
+            <w:tcW w:w="2557" w:type="dxa"/>
             <w:vAlign w:val="center"/>
           </w:tcPr>
           <w:p>
@@ -503,13 +542,13 @@
               <w:rPr>
                 <w:b w:val="0"/>
               </w:rPr>
-              <w:t>Faithful sample</w:t>
+              <w:t>Faithful: 200 Hz; send 2</w:t>
             </w:r>
           </w:p>
         </w:tc>
         <w:tc>
           <w:tcPr>
-            <w:tcW w:w="2352" w:type="dxa"/>
+            <w:tcW w:w="1598" w:type="dxa"/>
             <w:vAlign w:val="center"/>
           </w:tcPr>
           <w:p>
@@ -522,7 +561,7 @@
         </w:tc>
         <w:tc>
           <w:tcPr>
-            <w:tcW w:w="2352" w:type="dxa"/>
+            <w:tcW w:w="1598" w:type="dxa"/>
             <w:vAlign w:val="center"/>
           </w:tcPr>
           <w:p>
@@ -535,7 +574,7 @@
         </w:tc>
         <w:tc>
           <w:tcPr>
-            <w:tcW w:w="2352" w:type="dxa"/>
+            <w:tcW w:w="1598" w:type="dxa"/>
             <w:vAlign w:val="center"/>
           </w:tcPr>
           <w:p>
@@ -548,7 +587,7 @@
         </w:tc>
         <w:tc>
           <w:tcPr>
-            <w:tcW w:w="2352" w:type="dxa"/>
+            <w:tcW w:w="1598" w:type="dxa"/>
             <w:vAlign w:val="center"/>
           </w:tcPr>
           <w:p>
@@ -561,7 +600,7 @@
         </w:tc>
         <w:tc>
           <w:tcPr>
-            <w:tcW w:w="2352" w:type="dxa"/>
+            <w:tcW w:w="1705" w:type="dxa"/>
             <w:vAlign w:val="center"/>
           </w:tcPr>
           <w:p>
@@ -579,7 +618,7 @@
         </w:trPr>
         <w:tc>
           <w:tcPr>
-            <w:tcW w:w="2352" w:type="dxa"/>
+            <w:tcW w:w="2557" w:type="dxa"/>
             <w:shd w:val="clear" w:color="auto" w:fill="EAF2F7"/>
             <w:vAlign w:val="center"/>
           </w:tcPr>
@@ -588,13 +627,13 @@
               <w:rPr>
                 <w:b w:val="0"/>
               </w:rPr>
-              <w:t>Alias</w:t>
+              <w:t>Alias: 1,800 Hz; send 2</w:t>
             </w:r>
           </w:p>
         </w:tc>
         <w:tc>
           <w:tcPr>
-            <w:tcW w:w="2352" w:type="dxa"/>
+            <w:tcW w:w="1598" w:type="dxa"/>
             <w:shd w:val="clear" w:color="auto" w:fill="EAF2F7"/>
             <w:vAlign w:val="center"/>
           </w:tcPr>
@@ -608,7 +647,7 @@
         </w:tc>
         <w:tc>
           <w:tcPr>
-            <w:tcW w:w="2352" w:type="dxa"/>
+            <w:tcW w:w="1598" w:type="dxa"/>
             <w:shd w:val="clear" w:color="auto" w:fill="EAF2F7"/>
             <w:vAlign w:val="center"/>
           </w:tcPr>
@@ -622,7 +661,7 @@
         </w:tc>
         <w:tc>
           <w:tcPr>
-            <w:tcW w:w="2352" w:type="dxa"/>
+            <w:tcW w:w="1598" w:type="dxa"/>
             <w:shd w:val="clear" w:color="auto" w:fill="EAF2F7"/>
             <w:vAlign w:val="center"/>
           </w:tcPr>
@@ -636,7 +675,7 @@
         </w:tc>
         <w:tc>
           <w:tcPr>
-            <w:tcW w:w="2352" w:type="dxa"/>
+            <w:tcW w:w="1598" w:type="dxa"/>
             <w:shd w:val="clear" w:color="auto" w:fill="EAF2F7"/>
             <w:vAlign w:val="center"/>
           </w:tcPr>
@@ -650,7 +689,7 @@
         </w:tc>
         <w:tc>
           <w:tcPr>
-            <w:tcW w:w="2352" w:type="dxa"/>
+            <w:tcW w:w="1705" w:type="dxa"/>
             <w:shd w:val="clear" w:color="auto" w:fill="EAF2F7"/>
             <w:vAlign w:val="center"/>
           </w:tcPr>
@@ -669,7 +708,7 @@
         </w:trPr>
         <w:tc>
           <w:tcPr>
-            <w:tcW w:w="2352" w:type="dxa"/>
+            <w:tcW w:w="2557" w:type="dxa"/>
             <w:vAlign w:val="center"/>
           </w:tcPr>
           <w:p>
@@ -677,13 +716,13 @@
               <w:rPr>
                 <w:b w:val="0"/>
               </w:rPr>
-              <w:t>Controlled alias</w:t>
+              <w:t>Higher rate: 1,800 Hz; send 5</w:t>
             </w:r>
           </w:p>
         </w:tc>
         <w:tc>
           <w:tcPr>
-            <w:tcW w:w="2352" w:type="dxa"/>
+            <w:tcW w:w="1598" w:type="dxa"/>
             <w:vAlign w:val="center"/>
           </w:tcPr>
           <w:p>
@@ -696,7 +735,7 @@
         </w:tc>
         <w:tc>
           <w:tcPr>
-            <w:tcW w:w="2352" w:type="dxa"/>
+            <w:tcW w:w="1598" w:type="dxa"/>
             <w:vAlign w:val="center"/>
           </w:tcPr>
           <w:p>
@@ -709,7 +748,7 @@
         </w:tc>
         <w:tc>
           <w:tcPr>
-            <w:tcW w:w="2352" w:type="dxa"/>
+            <w:tcW w:w="1598" w:type="dxa"/>
             <w:vAlign w:val="center"/>
           </w:tcPr>
           <w:p>
@@ -722,7 +761,7 @@
         </w:tc>
         <w:tc>
           <w:tcPr>
-            <w:tcW w:w="2352" w:type="dxa"/>
+            <w:tcW w:w="1598" w:type="dxa"/>
             <w:vAlign w:val="center"/>
           </w:tcPr>
           <w:p>
@@ -735,7 +774,7 @@
         </w:tc>
         <w:tc>
           <w:tcPr>
-            <w:tcW w:w="2352" w:type="dxa"/>
+            <w:tcW w:w="1705" w:type="dxa"/>
             <w:vAlign w:val="center"/>
           </w:tcPr>
           <w:p>
@@ -761,11 +800,15 @@
           <w:i/>
           <w:iCs/>
         </w:rPr>
-        <w:t>Show one alias prediction.</w:t>
+        <w:t>Show the alias prediction and absolute frequency error for each row: abs(Nano frequency - scope frequency). Use fresh valid captures.</w:t>
       </w:r>
     </w:p>
     <w:p>
       <w:r>
+        <w:br/>
+        <w:br/>
+        <w:br/>
+        <w:br/>
         <w:br/>
       </w:r>
     </w:p>
@@ -779,25 +822,31 @@
         <w:pStyle w:val="Heading1"/>
       </w:pPr>
       <w:r>
-        <w:t>Table 3 - Telemetry and Control (30)</w:t>
+        <w:t>Table 3 - Toy Alarm and Control (30)</w:t>
       </w:r>
       <w:r>
         <w:t xml:space="preserve"/>
+      </w:r>
+    </w:p>
+    <w:p>
+      <w:r>
+        <w:t>Use sine, 1.00 Vpp, +2.50 V offset, High Z display; verify about 2-3 V on the scope. Capacitor disconnected. Commands: 2 = lower rate, 5 = higher rate, c = capture again.</w:t>
       </w:r>
     </w:p>
     <w:tbl>
       <w:tblPr>
         <w:tblStyle w:val="TableGrid"/>
         <w:tblW w:w="0" w:type="auto"/>
+        <w:tblLayout w:type="fixed"/>
         <w:tblLook w:val="04A0" w:firstRow="1" w:lastRow="0" w:firstColumn="1" w:lastColumn="0" w:noHBand="0" w:noVBand="1"/>
       </w:tblPr>
       <w:tblGrid>
-        <w:gridCol w:w="1874"/>
-        <w:gridCol w:w="1692"/>
-        <w:gridCol w:w="1816"/>
-        <w:gridCol w:w="1816"/>
-        <w:gridCol w:w="1834"/>
-        <w:gridCol w:w="1840"/>
+        <w:gridCol w:w="2557"/>
+        <w:gridCol w:w="1598"/>
+        <w:gridCol w:w="1598"/>
+        <w:gridCol w:w="1598"/>
+        <w:gridCol w:w="1598"/>
+        <w:gridCol w:w="1705"/>
       </w:tblGrid>
       <w:tr>
         <w:trPr>
@@ -806,7 +855,7 @@
         </w:trPr>
         <w:tc>
           <w:tcPr>
-            <w:tcW w:w="2352" w:type="dxa"/>
+            <w:tcW w:w="2557" w:type="dxa"/>
             <w:shd w:val="clear" w:color="auto" w:fill="17324D"/>
             <w:vAlign w:val="center"/>
           </w:tcPr>
@@ -816,13 +865,13 @@
                 <w:b/>
                 <w:color w:val="FFFFFF"/>
               </w:rPr>
-              <w:t>Condition</w:t>
+              <w:t>Condition / command</w:t>
             </w:r>
           </w:p>
         </w:tc>
         <w:tc>
           <w:tcPr>
-            <w:tcW w:w="2352" w:type="dxa"/>
+            <w:tcW w:w="1598" w:type="dxa"/>
             <w:shd w:val="clear" w:color="auto" w:fill="17324D"/>
             <w:vAlign w:val="center"/>
           </w:tcPr>
@@ -832,13 +881,13 @@
                 <w:b/>
                 <w:color w:val="FFFFFF"/>
               </w:rPr>
-              <w:t>Analog input</w:t>
+              <w:t>Scope frequency (Hz)</w:t>
             </w:r>
           </w:p>
         </w:tc>
         <w:tc>
           <w:tcPr>
-            <w:tcW w:w="2352" w:type="dxa"/>
+            <w:tcW w:w="1598" w:type="dxa"/>
             <w:shd w:val="clear" w:color="auto" w:fill="17324D"/>
             <w:vAlign w:val="center"/>
           </w:tcPr>
@@ -848,13 +897,13 @@
                 <w:b/>
                 <w:color w:val="FFFFFF"/>
               </w:rPr>
-              <w:t>Reported value</w:t>
+              <w:t>Nano frequency (Hz)</w:t>
             </w:r>
           </w:p>
         </w:tc>
         <w:tc>
           <w:tcPr>
-            <w:tcW w:w="2352" w:type="dxa"/>
+            <w:tcW w:w="1598" w:type="dxa"/>
             <w:shd w:val="clear" w:color="auto" w:fill="17324D"/>
             <w:vAlign w:val="center"/>
           </w:tcPr>
@@ -864,13 +913,13 @@
                 <w:b/>
                 <w:color w:val="FFFFFF"/>
               </w:rPr>
-              <w:t>Control state</w:t>
+              <w:t>Nano Vpp (mV)</w:t>
             </w:r>
           </w:p>
         </w:tc>
         <w:tc>
           <w:tcPr>
-            <w:tcW w:w="2352" w:type="dxa"/>
+            <w:tcW w:w="1598" w:type="dxa"/>
             <w:shd w:val="clear" w:color="auto" w:fill="17324D"/>
             <w:vAlign w:val="center"/>
           </w:tcPr>
@@ -880,13 +929,13 @@
                 <w:b/>
                 <w:color w:val="FFFFFF"/>
               </w:rPr>
-              <w:t>Difference</w:t>
+              <w:t>Alarm state</w:t>
             </w:r>
           </w:p>
         </w:tc>
         <w:tc>
           <w:tcPr>
-            <w:tcW w:w="2352" w:type="dxa"/>
+            <w:tcW w:w="1705" w:type="dxa"/>
             <w:shd w:val="clear" w:color="auto" w:fill="17324D"/>
             <w:vAlign w:val="center"/>
           </w:tcPr>
@@ -896,7 +945,7 @@
                 <w:b/>
                 <w:color w:val="FFFFFF"/>
               </w:rPr>
-              <w:t>Interpretation</w:t>
+              <w:t>Frequency error (Hz)</w:t>
             </w:r>
           </w:p>
         </w:tc>
@@ -907,7 +956,7 @@
         </w:trPr>
         <w:tc>
           <w:tcPr>
-            <w:tcW w:w="2352" w:type="dxa"/>
+            <w:tcW w:w="2557" w:type="dxa"/>
             <w:vAlign w:val="center"/>
           </w:tcPr>
           <w:p>
@@ -915,13 +964,13 @@
               <w:rPr>
                 <w:b w:val="0"/>
               </w:rPr>
-              <w:t>Baseline</w:t>
+              <w:t>Baseline: 400 Hz; 2</w:t>
             </w:r>
           </w:p>
         </w:tc>
         <w:tc>
           <w:tcPr>
-            <w:tcW w:w="2352" w:type="dxa"/>
+            <w:tcW w:w="1598" w:type="dxa"/>
             <w:vAlign w:val="center"/>
           </w:tcPr>
           <w:p>
@@ -934,7 +983,7 @@
         </w:tc>
         <w:tc>
           <w:tcPr>
-            <w:tcW w:w="2352" w:type="dxa"/>
+            <w:tcW w:w="1598" w:type="dxa"/>
             <w:vAlign w:val="center"/>
           </w:tcPr>
           <w:p>
@@ -947,7 +996,7 @@
         </w:tc>
         <w:tc>
           <w:tcPr>
-            <w:tcW w:w="2352" w:type="dxa"/>
+            <w:tcW w:w="1598" w:type="dxa"/>
             <w:vAlign w:val="center"/>
           </w:tcPr>
           <w:p>
@@ -960,7 +1009,7 @@
         </w:tc>
         <w:tc>
           <w:tcPr>
-            <w:tcW w:w="2352" w:type="dxa"/>
+            <w:tcW w:w="1598" w:type="dxa"/>
             <w:vAlign w:val="center"/>
           </w:tcPr>
           <w:p>
@@ -973,7 +1022,7 @@
         </w:tc>
         <w:tc>
           <w:tcPr>
-            <w:tcW w:w="2352" w:type="dxa"/>
+            <w:tcW w:w="1705" w:type="dxa"/>
             <w:vAlign w:val="center"/>
           </w:tcPr>
           <w:p>
@@ -991,7 +1040,7 @@
         </w:trPr>
         <w:tc>
           <w:tcPr>
-            <w:tcW w:w="2352" w:type="dxa"/>
+            <w:tcW w:w="2557" w:type="dxa"/>
             <w:shd w:val="clear" w:color="auto" w:fill="EAF2F7"/>
             <w:vAlign w:val="center"/>
           </w:tcPr>
@@ -1000,13 +1049,13 @@
               <w:rPr>
                 <w:b w:val="0"/>
               </w:rPr>
-              <w:t>Injected</w:t>
+              <w:t>Substituted: 1,800 Hz; 2</w:t>
             </w:r>
           </w:p>
         </w:tc>
         <w:tc>
           <w:tcPr>
-            <w:tcW w:w="2352" w:type="dxa"/>
+            <w:tcW w:w="1598" w:type="dxa"/>
             <w:shd w:val="clear" w:color="auto" w:fill="EAF2F7"/>
             <w:vAlign w:val="center"/>
           </w:tcPr>
@@ -1020,7 +1069,7 @@
         </w:tc>
         <w:tc>
           <w:tcPr>
-            <w:tcW w:w="2352" w:type="dxa"/>
+            <w:tcW w:w="1598" w:type="dxa"/>
             <w:shd w:val="clear" w:color="auto" w:fill="EAF2F7"/>
             <w:vAlign w:val="center"/>
           </w:tcPr>
@@ -1034,7 +1083,7 @@
         </w:tc>
         <w:tc>
           <w:tcPr>
-            <w:tcW w:w="2352" w:type="dxa"/>
+            <w:tcW w:w="1598" w:type="dxa"/>
             <w:shd w:val="clear" w:color="auto" w:fill="EAF2F7"/>
             <w:vAlign w:val="center"/>
           </w:tcPr>
@@ -1048,7 +1097,7 @@
         </w:tc>
         <w:tc>
           <w:tcPr>
-            <w:tcW w:w="2352" w:type="dxa"/>
+            <w:tcW w:w="1598" w:type="dxa"/>
             <w:shd w:val="clear" w:color="auto" w:fill="EAF2F7"/>
             <w:vAlign w:val="center"/>
           </w:tcPr>
@@ -1062,7 +1111,7 @@
         </w:tc>
         <w:tc>
           <w:tcPr>
-            <w:tcW w:w="2352" w:type="dxa"/>
+            <w:tcW w:w="1705" w:type="dxa"/>
             <w:shd w:val="clear" w:color="auto" w:fill="EAF2F7"/>
             <w:vAlign w:val="center"/>
           </w:tcPr>
@@ -1081,7 +1130,7 @@
         </w:trPr>
         <w:tc>
           <w:tcPr>
-            <w:tcW w:w="2352" w:type="dxa"/>
+            <w:tcW w:w="2557" w:type="dxa"/>
             <w:vAlign w:val="center"/>
           </w:tcPr>
           <w:p>
@@ -1089,13 +1138,13 @@
               <w:rPr>
                 <w:b w:val="0"/>
               </w:rPr>
-              <w:t>Controlled</w:t>
+              <w:t>Higher rate: 1,800 Hz; 5</w:t>
             </w:r>
           </w:p>
         </w:tc>
         <w:tc>
           <w:tcPr>
-            <w:tcW w:w="2352" w:type="dxa"/>
+            <w:tcW w:w="1598" w:type="dxa"/>
             <w:vAlign w:val="center"/>
           </w:tcPr>
           <w:p>
@@ -1108,7 +1157,7 @@
         </w:tc>
         <w:tc>
           <w:tcPr>
-            <w:tcW w:w="2352" w:type="dxa"/>
+            <w:tcW w:w="1598" w:type="dxa"/>
             <w:vAlign w:val="center"/>
           </w:tcPr>
           <w:p>
@@ -1121,7 +1170,7 @@
         </w:tc>
         <w:tc>
           <w:tcPr>
-            <w:tcW w:w="2352" w:type="dxa"/>
+            <w:tcW w:w="1598" w:type="dxa"/>
             <w:vAlign w:val="center"/>
           </w:tcPr>
           <w:p>
@@ -1134,7 +1183,7 @@
         </w:tc>
         <w:tc>
           <w:tcPr>
-            <w:tcW w:w="2352" w:type="dxa"/>
+            <w:tcW w:w="1598" w:type="dxa"/>
             <w:vAlign w:val="center"/>
           </w:tcPr>
           <w:p>
@@ -1147,7 +1196,7 @@
         </w:tc>
         <w:tc>
           <w:tcPr>
-            <w:tcW w:w="2352" w:type="dxa"/>
+            <w:tcW w:w="1705" w:type="dxa"/>
             <w:vAlign w:val="center"/>
           </w:tcPr>
           <w:p>
@@ -1165,7 +1214,7 @@
         </w:trPr>
         <w:tc>
           <w:tcPr>
-            <w:tcW w:w="2352" w:type="dxa"/>
+            <w:tcW w:w="2557" w:type="dxa"/>
             <w:vAlign w:val="center"/>
           </w:tcPr>
           <w:p>
@@ -1173,13 +1222,13 @@
               <w:rPr>
                 <w:b w:val="0"/>
               </w:rPr>
-              <w:t>Restored</w:t>
+              <w:t>Positive check: 200 Hz; 5</w:t>
             </w:r>
           </w:p>
         </w:tc>
         <w:tc>
           <w:tcPr>
-            <w:tcW w:w="2352" w:type="dxa"/>
+            <w:tcW w:w="1598" w:type="dxa"/>
             <w:vAlign w:val="center"/>
           </w:tcPr>
           <w:p>
@@ -1192,7 +1241,7 @@
         </w:tc>
         <w:tc>
           <w:tcPr>
-            <w:tcW w:w="2352" w:type="dxa"/>
+            <w:tcW w:w="1598" w:type="dxa"/>
             <w:vAlign w:val="center"/>
           </w:tcPr>
           <w:p>
@@ -1205,7 +1254,7 @@
         </w:tc>
         <w:tc>
           <w:tcPr>
-            <w:tcW w:w="2352" w:type="dxa"/>
+            <w:tcW w:w="1598" w:type="dxa"/>
             <w:vAlign w:val="center"/>
           </w:tcPr>
           <w:p>
@@ -1218,7 +1267,7 @@
         </w:tc>
         <w:tc>
           <w:tcPr>
-            <w:tcW w:w="2352" w:type="dxa"/>
+            <w:tcW w:w="1598" w:type="dxa"/>
             <w:vAlign w:val="center"/>
           </w:tcPr>
           <w:p>
@@ -1231,7 +1280,91 @@
         </w:tc>
         <w:tc>
           <w:tcPr>
-            <w:tcW w:w="2352" w:type="dxa"/>
+            <w:tcW w:w="1705" w:type="dxa"/>
+            <w:vAlign w:val="center"/>
+          </w:tcPr>
+          <w:p>
+            <w:r>
+              <w:rPr>
+                <w:b w:val="0"/>
+              </w:rPr>
+            </w:r>
+          </w:p>
+        </w:tc>
+      </w:tr>
+      <w:tr>
+        <w:trPr>
+          <w:trHeight w:val="490"/>
+        </w:trPr>
+        <w:tc>
+          <w:tcPr>
+            <w:tcW w:w="2557" w:type="dxa"/>
+            <w:vAlign w:val="center"/>
+          </w:tcPr>
+          <w:p>
+            <w:r>
+              <w:rPr>
+                <w:b w:val="0"/>
+              </w:rPr>
+              <w:t>Restored: 400 Hz; 2</w:t>
+            </w:r>
+          </w:p>
+        </w:tc>
+        <w:tc>
+          <w:tcPr>
+            <w:tcW w:w="1598" w:type="dxa"/>
+            <w:vAlign w:val="center"/>
+          </w:tcPr>
+          <w:p>
+            <w:r>
+              <w:rPr>
+                <w:b w:val="0"/>
+              </w:rPr>
+            </w:r>
+          </w:p>
+        </w:tc>
+        <w:tc>
+          <w:tcPr>
+            <w:tcW w:w="1598" w:type="dxa"/>
+            <w:vAlign w:val="center"/>
+          </w:tcPr>
+          <w:p>
+            <w:r>
+              <w:rPr>
+                <w:b w:val="0"/>
+              </w:rPr>
+            </w:r>
+          </w:p>
+        </w:tc>
+        <w:tc>
+          <w:tcPr>
+            <w:tcW w:w="1598" w:type="dxa"/>
+            <w:vAlign w:val="center"/>
+          </w:tcPr>
+          <w:p>
+            <w:r>
+              <w:rPr>
+                <w:b w:val="0"/>
+              </w:rPr>
+            </w:r>
+          </w:p>
+        </w:tc>
+        <w:tc>
+          <w:tcPr>
+            <w:tcW w:w="1598" w:type="dxa"/>
+            <w:vAlign w:val="center"/>
+          </w:tcPr>
+          <w:p>
+            <w:r>
+              <w:rPr>
+                <w:b w:val="0"/>
+              </w:rPr>
+            </w:r>
+          </w:p>
+        </w:tc>
+        <w:tc>
+          <w:tcPr>
+            <w:tcW w:w="1705" w:type="dxa"/>
             <w:vAlign w:val="center"/>
           </w:tcPr>
           <w:p>
@@ -1257,12 +1390,26 @@
           <w:i/>
           <w:iCs/>
         </w:rPr>
-        <w:t>Quantify control improvement.</w:t>
+        <w:t>Compare measured error before/after the higher-rate control. Explain the positive check and the restored baseline. Record ON, OFF, or INVALID exactly as reported.</w:t>
       </w:r>
     </w:p>
     <w:p>
       <w:r>
         <w:br/>
+        <w:br/>
+        <w:br/>
+        <w:br/>
+        <w:br/>
+      </w:r>
+    </w:p>
+    <w:p>
+      <w:r>
+        <w:t>Alarm ON requires valid apparent frequency 180-220 Hz and at least 500 mVpp. INVALID is not evidence of successful suppression. Describe any warnings: ____________________</w:t>
+      </w:r>
+    </w:p>
+    <w:p>
+      <w:r>
+        <w:t>Optional RC notes (ungraded): at each frequency compare source-side Vpp with A0-side Vpp; report reduction and whether the genuine 200 Hz positive check remained valid.</w:t>
       </w:r>
     </w:p>
     <w:p>
@@ -1283,7 +1430,7 @@
     </w:p>
     <w:p>
       <w:r>
-        <w:t>Insert a readable photo or screenshot for each scenario:</w:t>
+        <w:t>Insert readable, labeled photos or screenshots for these three evidence groups. Expand this section as needed; retain settings and warnings.</w:t>
       </w:r>
     </w:p>
     <w:p>
@@ -1291,19 +1438,16 @@
         <w:pStyle w:val="Heading2"/>
       </w:pPr>
       <w:r>
-        <w:t>Calibration</w:t>
+        <w:t>DC Calibration</w:t>
       </w:r>
     </w:p>
     <w:p>
       <w:r>
-        <w:t>Pictured: Highest approved DC input and reported ADC code.</w:t>
+        <w:t>Higher-point DMM voltage, Nano mean code, and reference voltage.</w:t>
       </w:r>
     </w:p>
     <w:p>
       <w:r>
-        <w:br/>
-        <w:br/>
-        <w:br/>
         <w:br/>
         <w:br/>
         <w:br/>
@@ -1315,19 +1459,16 @@
         <w:pStyle w:val="Heading2"/>
       </w:pPr>
       <w:r>
-        <w:t>Alias</w:t>
+        <w:t>Analog Input versus Alias</w:t>
       </w:r>
     </w:p>
     <w:p>
       <w:r>
-        <w:t>Pictured: True oscilloscope frequency and sampled apparent frequency.</w:t>
+        <w:t>Scope frequency and the matching lower-rate Nano capture, including rate, warnings, and apparent frequency.</w:t>
       </w:r>
     </w:p>
     <w:p>
       <w:r>
-        <w:br/>
-        <w:br/>
-        <w:br/>
         <w:br/>
         <w:br/>
         <w:br/>
@@ -1339,19 +1480,16 @@
         <w:pStyle w:val="Heading2"/>
       </w:pPr>
       <w:r>
-        <w:t>Telemetry Control</w:t>
+        <w:t>Toy Alarm and Control</w:t>
       </w:r>
     </w:p>
     <w:p>
       <w:r>
-        <w:t>Pictured: Baseline, injected, controlled, and restored comparison.</w:t>
+        <w:t>A labeled comparison of all five Table 3 conditions, including the genuine 200 Hz positive check. Multiple readable images are fine.</w:t>
       </w:r>
     </w:p>
     <w:p>
       <w:r>
-        <w:br/>
-        <w:br/>
-        <w:br/>
         <w:br/>
         <w:br/>
         <w:br/>
@@ -1386,7 +1524,7 @@
           <w:i/>
           <w:iCs/>
         </w:rPr>
-        <w:t xml:space="preserve">Give a summary of what you did and learned. In addition, answer these questions:</w:t>
+        <w:t xml:space="preserve">Summarize what you did and learned. Then answer these questions using your measurements:</w:t>
       </w:r>
       <w:r>
         <w:rPr>
@@ -1441,7 +1579,7 @@
           <w:i/>
           <w:iCs/>
         </w:rPr>
-        <w:t xml:space="preserve">When did sampled data represent the analog input faithfully?</w:t>
+        <w:t xml:space="preserve">Why could the scope and Nano report different frequencies for the same physical input? Use your measured values and alias prediction.</w:t>
       </w:r>
       <w:r>
         <w:rPr>
@@ -1449,6 +1587,12 @@
           <w:iCs/>
         </w:rPr>
         <w:t/>
+      </w:r>
+    </w:p>
+    <w:p>
+      <w:r>
+        <w:br/>
+        <w:br/>
       </w:r>
     </w:p>
     <w:p>
@@ -1468,7 +1612,7 @@
           <w:i/>
           <w:iCs/>
         </w:rPr>
-        <w:t xml:space="preserve">How did the alias produce a plausible but incorrect value?</w:t>
+        <w:t xml:space="preserve">How did the higher sampling rate change frequency error and the toy alarm? What did the positive check establish?</w:t>
       </w:r>
       <w:r>
         <w:rPr>
@@ -1476,6 +1620,12 @@
           <w:iCs/>
         </w:rPr>
         <w:t/>
+      </w:r>
+    </w:p>
+    <w:p>
+      <w:r>
+        <w:br/>
+        <w:br/>
       </w:r>
     </w:p>
     <w:p>
@@ -1495,7 +1645,7 @@
           <w:i/>
           <w:iCs/>
         </w:rPr>
-        <w:t xml:space="preserve">Which control helped and what limitation remained?</w:t>
+        <w:t xml:space="preserve">Why is this a single-source model rather than proof of an attack on a real sensor? What access would a real attacker need?</w:t>
       </w:r>
       <w:r>
         <w:rPr>
@@ -1503,6 +1653,12 @@
           <w:iCs/>
         </w:rPr>
         <w:t/>
+      </w:r>
+    </w:p>
+    <w:p>
+      <w:r>
+        <w:br/>
+        <w:br/>
       </w:r>
     </w:p>
     <w:p>
@@ -1522,7 +1678,7 @@
           <w:i/>
           <w:iCs/>
         </w:rPr>
-        <w:t xml:space="preserve">Why does correct framing or software parsing not prove sensor truth?</w:t>
+        <w:t xml:space="preserve">State one remaining limitation: for example, could a genuine unwanted 200 Hz input still satisfy the rule? Why does a valid ADC reading not establish trusted origin?</w:t>
       </w:r>
       <w:r>
         <w:rPr>
@@ -1530,6 +1686,12 @@
           <w:iCs/>
         </w:rPr>
         <w:t/>
+      </w:r>
+    </w:p>
+    <w:p>
+      <w:r>
+        <w:br/>
+        <w:br/>
       </w:r>
     </w:p>
     <w:sectPr>

--- a/assets/labs/lab-07-report.docx
+++ b/assets/labs/lab-07-report.docx
@@ -1,22 +1,19 @@
 
 <file path=word/document.xml><?xml version="1.0" encoding="utf-8"?>
-<w:document xmlns:wpc="http://schemas.microsoft.com/office/word/2010/wordprocessingCanvas" xmlns:cx="http://schemas.microsoft.com/office/drawing/2014/chartex" xmlns:cx1="http://schemas.microsoft.com/office/drawing/2015/9/8/chartex" xmlns:cx2="http://schemas.microsoft.com/office/drawing/2015/10/21/chartex" xmlns:cx3="http://schemas.microsoft.com/office/drawing/2016/5/9/chartex" xmlns:cx4="http://schemas.microsoft.com/office/drawing/2016/5/10/chartex" xmlns:cx5="http://schemas.microsoft.com/office/drawing/2016/5/11/chartex" xmlns:cx6="http://schemas.microsoft.com/office/drawing/2016/5/12/chartex" xmlns:cx7="http://schemas.microsoft.com/office/drawing/2016/5/13/chartex" xmlns:cx8="http://schemas.microsoft.com/office/drawing/2016/5/14/chartex" xmlns:mc="http://schemas.openxmlformats.org/markup-compatibility/2006" xmlns:aink="http://schemas.microsoft.com/office/drawing/2016/ink" xmlns:am3d="http://schemas.microsoft.com/office/drawing/2017/model3d" xmlns:o="urn:schemas-microsoft-com:office:office" xmlns:oel="http://schemas.microsoft.com/office/2019/extlst" xmlns:r="http://schemas.openxmlformats.org/officeDocument/2006/relationships" xmlns:m="http://schemas.openxmlformats.org/officeDocument/2006/math" xmlns:v="urn:schemas-microsoft-com:vml" xmlns:wp14="http://schemas.microsoft.com/office/word/2010/wordprocessingDrawing" xmlns:wp="http://schemas.openxmlformats.org/drawingml/2006/wordprocessingDrawing" xmlns:w10="urn:schemas-microsoft-com:office:word" xmlns:w="http://schemas.openxmlformats.org/wordprocessingml/2006/main" xmlns:w14="http://schemas.microsoft.com/office/word/2010/wordml" xmlns:w15="http://schemas.microsoft.com/office/word/2012/wordml" xmlns:w16cex="http://schemas.microsoft.com/office/word/2018/wordml/cex" xmlns:w16cid="http://schemas.microsoft.com/office/word/2016/wordml/cid" xmlns:w16="http://schemas.microsoft.com/office/word/2018/wordml" xmlns:w16du="http://schemas.microsoft.com/office/word/2023/wordml/word16du" xmlns:w16sdtdh="http://schemas.microsoft.com/office/word/2020/wordml/sdtdatahash" xmlns:w16sdtfl="http://schemas.microsoft.com/office/word/2024/wordml/sdtformatlock" xmlns:w16se="http://schemas.microsoft.com/office/word/2015/wordml/symex" xmlns:wpg="http://schemas.microsoft.com/office/word/2010/wordprocessingGroup" xmlns:wpi="http://schemas.microsoft.com/office/word/2010/wordprocessingInk" xmlns:wne="http://schemas.microsoft.com/office/word/2006/wordml" xmlns:wps="http://schemas.microsoft.com/office/word/2010/wordprocessingShape" mc:Ignorable="w14 w15 w16se w16cid w16 w16cex w16sdtdh w16sdtfl w16du wp14">
+<w:document xmlns:wpc="http://schemas.microsoft.com/office/word/2010/wordprocessingCanvas" xmlns:cx="http://schemas.microsoft.com/office/drawing/2014/chartex" xmlns:cx1="http://schemas.microsoft.com/office/drawing/2015/9/8/chartex" xmlns:cx2="http://schemas.microsoft.com/office/drawing/2015/10/21/chartex" xmlns:cx3="http://schemas.microsoft.com/office/drawing/2016/5/9/chartex" xmlns:cx4="http://schemas.microsoft.com/office/drawing/2016/5/10/chartex" xmlns:cx5="http://schemas.microsoft.com/office/drawing/2016/5/11/chartex" xmlns:cx6="http://schemas.microsoft.com/office/drawing/2016/5/12/chartex" xmlns:cx7="http://schemas.microsoft.com/office/drawing/2016/5/13/chartex" xmlns:cx8="http://schemas.microsoft.com/office/drawing/2016/5/14/chartex" xmlns:mc="http://schemas.openxmlformats.org/markup-compatibility/2006" xmlns:aink="http://schemas.microsoft.com/office/drawing/2016/ink" xmlns:am3d="http://schemas.microsoft.com/office/drawing/2017/model3d" xmlns:o="urn:schemas-microsoft-com:office:office" xmlns:oel="http://schemas.microsoft.com/office/2019/extlst" xmlns:r="http://schemas.openxmlformats.org/officeDocument/2006/relationships" xmlns:m="http://schemas.openxmlformats.org/officeDocument/2006/math" xmlns:v="urn:schemas-microsoft-com:vml" xmlns:wp14="http://schemas.microsoft.com/office/word/2010/wordprocessingDrawing" xmlns:wp="http://schemas.openxmlformats.org/drawingml/2006/wordprocessingDrawing" xmlns:w10="urn:schemas-microsoft-com:office:word" xmlns:w="http://schemas.openxmlformats.org/wordprocessingml/2006/main" xmlns:w14="http://schemas.microsoft.com/office/word/2010/wordml" xmlns:w15="http://schemas.microsoft.com/office/word/2012/wordml" xmlns:w16cex="http://schemas.microsoft.com/office/word/2018/wordml/cex" xmlns:w16cid="http://schemas.microsoft.com/office/word/2016/wordml/cid" xmlns:w16="http://schemas.microsoft.com/office/word/2018/wordml" xmlns:w16du="http://schemas.microsoft.com/office/word/2023/wordml/word16du" xmlns:w16sdtdh="http://schemas.microsoft.com/office/word/2020/wordml/sdtdatahash" xmlns:w16se="http://schemas.microsoft.com/office/word/2015/wordml/symex" xmlns:wpg="http://schemas.microsoft.com/office/word/2010/wordprocessingGroup" xmlns:wpi="http://schemas.microsoft.com/office/word/2010/wordprocessingInk" xmlns:wne="http://schemas.microsoft.com/office/word/2006/wordml" xmlns:wps="http://schemas.microsoft.com/office/word/2010/wordprocessingShape" mc:Ignorable="w14 w15 w16se w16cid w16 w16cex w16sdtdh w16du wp14">
   <w:body>
     <w:p>
       <w:pPr>
         <w:pStyle w:val="Title"/>
       </w:pPr>
       <w:r>
-        <w:t>Lab 7 Report - ADC Sampling, Aliasing, and False Telemetry</w:t>
+        <w:t>Lab 7 Report - ADC Sampling</w:t>
       </w:r>
       <w:r>
-        <w:t xml:space="preserve"/>
+        <w:t xml:space="preserve"> and </w:t>
       </w:r>
       <w:r>
-        <w:t/>
-      </w:r>
-      <w:r>
-        <w:t/>
+        <w:t>Aliasing</w:t>
       </w:r>
     </w:p>
     <w:p>
@@ -24,7 +21,7 @@
         <w:pStyle w:val="Heading2"/>
       </w:pPr>
       <w:r>
-        <w:t xml:space="preserve">Name:</w:t>
+        <w:t>Name:</w:t>
       </w:r>
     </w:p>
     <w:p>
@@ -36,32 +33,7 @@
         </w:numPr>
       </w:pPr>
       <w:r>
-        <w:t xml:space="preserve">Lab Partners:</w:t>
-      </w:r>
-    </w:p>
-    <w:p>
-      <w:r>
-        <w:t>Complete the blanks using measurements; include units. Content 70 + Evidence 15 + Conclusion 15 = 100 points. The optional RC extension is not required.</w:t>
-      </w:r>
-    </w:p>
-    <w:p>
-      <w:r>
-        <w:t>Board / station / sketch version: ____________________    Measured Vref: __________ V</w:t>
-      </w:r>
-    </w:p>
-    <w:p>
-      <w:r>
-        <w:t>Scope / generator IDs: ____________________    Probe factor: ______    Scope sample rate: __________</w:t>
-      </w:r>
-    </w:p>
-    <w:p>
-      <w:r>
-        <w:t>D8 rising-edge interval: mode 2 __________ ; mode 5 __________ . Actual rate = 1/interval: mode 2 __________ ; mode 5 __________ .</w:t>
-      </w:r>
-    </w:p>
-    <w:p>
-      <w:r>
-        <w:t>Check each sine capture: overruns = 0, near_rail_warning = NO, valid frequency. If not, record the warning, correct the setup, and capture again. Ignore the tone/alarm status during DC calibration.</w:t>
+        <w:t>Lab Partners:</w:t>
       </w:r>
     </w:p>
     <w:p>
@@ -70,9 +42,6 @@
       </w:pPr>
       <w:r>
         <w:t>Table 1 - ADC Calibration (15)</w:t>
-      </w:r>
-      <w:r>
-        <w:t xml:space="preserve"/>
       </w:r>
     </w:p>
     <w:tbl>
@@ -203,9 +172,6 @@
           </w:tcPr>
           <w:p>
             <w:r>
-              <w:rPr>
-                <w:b w:val="0"/>
-              </w:rPr>
               <w:t>Low: about 1 V</w:t>
             </w:r>
           </w:p>
@@ -215,65 +181,35 @@
             <w:tcW w:w="1812" w:type="dxa"/>
             <w:vAlign w:val="center"/>
           </w:tcPr>
-          <w:p>
-            <w:r>
-              <w:rPr>
-                <w:b w:val="0"/>
-              </w:rPr>
-            </w:r>
-          </w:p>
+          <w:p/>
         </w:tc>
         <w:tc>
           <w:tcPr>
             <w:tcW w:w="1812" w:type="dxa"/>
             <w:vAlign w:val="center"/>
           </w:tcPr>
-          <w:p>
-            <w:r>
-              <w:rPr>
-                <w:b w:val="0"/>
-              </w:rPr>
-            </w:r>
-          </w:p>
+          <w:p/>
         </w:tc>
         <w:tc>
           <w:tcPr>
             <w:tcW w:w="1705" w:type="dxa"/>
             <w:vAlign w:val="center"/>
           </w:tcPr>
-          <w:p>
-            <w:r>
-              <w:rPr>
-                <w:b w:val="0"/>
-              </w:rPr>
-            </w:r>
-          </w:p>
+          <w:p/>
         </w:tc>
         <w:tc>
           <w:tcPr>
             <w:tcW w:w="1598" w:type="dxa"/>
             <w:vAlign w:val="center"/>
           </w:tcPr>
-          <w:p>
-            <w:r>
-              <w:rPr>
-                <w:b w:val="0"/>
-              </w:rPr>
-            </w:r>
-          </w:p>
+          <w:p/>
         </w:tc>
         <w:tc>
           <w:tcPr>
             <w:tcW w:w="1812" w:type="dxa"/>
             <w:vAlign w:val="center"/>
           </w:tcPr>
-          <w:p>
-            <w:r>
-              <w:rPr>
-                <w:b w:val="0"/>
-              </w:rPr>
-            </w:r>
-          </w:p>
+          <w:p/>
         </w:tc>
       </w:tr>
       <w:tr>
@@ -288,9 +224,6 @@
           </w:tcPr>
           <w:p>
             <w:r>
-              <w:rPr>
-                <w:b w:val="0"/>
-              </w:rPr>
               <w:t>High: about 3 V</w:t>
             </w:r>
           </w:p>
@@ -301,13 +234,7 @@
             <w:shd w:val="clear" w:color="auto" w:fill="EAF2F7"/>
             <w:vAlign w:val="center"/>
           </w:tcPr>
-          <w:p>
-            <w:r>
-              <w:rPr>
-                <w:b w:val="0"/>
-              </w:rPr>
-            </w:r>
-          </w:p>
+          <w:p/>
         </w:tc>
         <w:tc>
           <w:tcPr>
@@ -315,13 +242,7 @@
             <w:shd w:val="clear" w:color="auto" w:fill="EAF2F7"/>
             <w:vAlign w:val="center"/>
           </w:tcPr>
-          <w:p>
-            <w:r>
-              <w:rPr>
-                <w:b w:val="0"/>
-              </w:rPr>
-            </w:r>
-          </w:p>
+          <w:p/>
         </w:tc>
         <w:tc>
           <w:tcPr>
@@ -329,13 +250,7 @@
             <w:shd w:val="clear" w:color="auto" w:fill="EAF2F7"/>
             <w:vAlign w:val="center"/>
           </w:tcPr>
-          <w:p>
-            <w:r>
-              <w:rPr>
-                <w:b w:val="0"/>
-              </w:rPr>
-            </w:r>
-          </w:p>
+          <w:p/>
         </w:tc>
         <w:tc>
           <w:tcPr>
@@ -343,13 +258,7 @@
             <w:shd w:val="clear" w:color="auto" w:fill="EAF2F7"/>
             <w:vAlign w:val="center"/>
           </w:tcPr>
-          <w:p>
-            <w:r>
-              <w:rPr>
-                <w:b w:val="0"/>
-              </w:rPr>
-            </w:r>
-          </w:p>
+          <w:p/>
         </w:tc>
         <w:tc>
           <w:tcPr>
@@ -357,13 +266,7 @@
             <w:shd w:val="clear" w:color="auto" w:fill="EAF2F7"/>
             <w:vAlign w:val="center"/>
           </w:tcPr>
-          <w:p>
-            <w:r>
-              <w:rPr>
-                <w:b w:val="0"/>
-              </w:rPr>
-            </w:r>
-          </w:p>
+          <w:p/>
         </w:tc>
       </w:tr>
     </w:tbl>
@@ -386,13 +289,6 @@
     <w:p>
       <w:r>
         <w:br/>
-        <w:br/>
-        <w:br/>
-      </w:r>
-    </w:p>
-    <w:p>
-      <w:r>
-        <w:br w:type="page"/>
       </w:r>
     </w:p>
     <w:p>
@@ -402,13 +298,23 @@
       <w:r>
         <w:t>Table 2 - Sampling and Aliasing (25)</w:t>
       </w:r>
+    </w:p>
+    <w:p>
       <w:r>
-        <w:t xml:space="preserve"/>
+        <w:t xml:space="preserve">Use sine, 1.00 </w:t>
+      </w:r>
+      <w:proofErr w:type="spellStart"/>
+      <w:r>
+        <w:t>Vpp</w:t>
+      </w:r>
+      <w:proofErr w:type="spellEnd"/>
+      <w:r>
+        <w:t xml:space="preserve">, +2.50 V offset, High Z display; verify about 2-3 V on the scope. </w:t>
       </w:r>
     </w:p>
     <w:p>
       <w:r>
-        <w:t>Use sine, 1.00 Vpp, +2.50 V offset, High Z display; verify about 2-3 V on the scope. Capacitor disconnected. Commands: 2 = lower rate, 5 = higher rate, c = capture again.</w:t>
+        <w:t>Commands: 2 = lower rate, 5 = higher rate, c = capture again.</w:t>
       </w:r>
     </w:p>
     <w:tbl>
@@ -539,9 +445,6 @@
           </w:tcPr>
           <w:p>
             <w:r>
-              <w:rPr>
-                <w:b w:val="0"/>
-              </w:rPr>
               <w:t>Faithful: 200 Hz; send 2</w:t>
             </w:r>
           </w:p>
@@ -551,65 +454,35 @@
             <w:tcW w:w="1598" w:type="dxa"/>
             <w:vAlign w:val="center"/>
           </w:tcPr>
-          <w:p>
-            <w:r>
-              <w:rPr>
-                <w:b w:val="0"/>
-              </w:rPr>
-            </w:r>
-          </w:p>
+          <w:p/>
         </w:tc>
         <w:tc>
           <w:tcPr>
             <w:tcW w:w="1598" w:type="dxa"/>
             <w:vAlign w:val="center"/>
           </w:tcPr>
-          <w:p>
-            <w:r>
-              <w:rPr>
-                <w:b w:val="0"/>
-              </w:rPr>
-            </w:r>
-          </w:p>
+          <w:p/>
         </w:tc>
         <w:tc>
           <w:tcPr>
             <w:tcW w:w="1598" w:type="dxa"/>
             <w:vAlign w:val="center"/>
           </w:tcPr>
-          <w:p>
-            <w:r>
-              <w:rPr>
-                <w:b w:val="0"/>
-              </w:rPr>
-            </w:r>
-          </w:p>
+          <w:p/>
         </w:tc>
         <w:tc>
           <w:tcPr>
             <w:tcW w:w="1598" w:type="dxa"/>
             <w:vAlign w:val="center"/>
           </w:tcPr>
-          <w:p>
-            <w:r>
-              <w:rPr>
-                <w:b w:val="0"/>
-              </w:rPr>
-            </w:r>
-          </w:p>
+          <w:p/>
         </w:tc>
         <w:tc>
           <w:tcPr>
             <w:tcW w:w="1705" w:type="dxa"/>
             <w:vAlign w:val="center"/>
           </w:tcPr>
-          <w:p>
-            <w:r>
-              <w:rPr>
-                <w:b w:val="0"/>
-              </w:rPr>
-            </w:r>
-          </w:p>
+          <w:p/>
         </w:tc>
       </w:tr>
       <w:tr>
@@ -624,9 +497,6 @@
           </w:tcPr>
           <w:p>
             <w:r>
-              <w:rPr>
-                <w:b w:val="0"/>
-              </w:rPr>
               <w:t>Alias: 1,800 Hz; send 2</w:t>
             </w:r>
           </w:p>
@@ -637,13 +507,7 @@
             <w:shd w:val="clear" w:color="auto" w:fill="EAF2F7"/>
             <w:vAlign w:val="center"/>
           </w:tcPr>
-          <w:p>
-            <w:r>
-              <w:rPr>
-                <w:b w:val="0"/>
-              </w:rPr>
-            </w:r>
-          </w:p>
+          <w:p/>
         </w:tc>
         <w:tc>
           <w:tcPr>
@@ -651,13 +515,7 @@
             <w:shd w:val="clear" w:color="auto" w:fill="EAF2F7"/>
             <w:vAlign w:val="center"/>
           </w:tcPr>
-          <w:p>
-            <w:r>
-              <w:rPr>
-                <w:b w:val="0"/>
-              </w:rPr>
-            </w:r>
-          </w:p>
+          <w:p/>
         </w:tc>
         <w:tc>
           <w:tcPr>
@@ -665,13 +523,7 @@
             <w:shd w:val="clear" w:color="auto" w:fill="EAF2F7"/>
             <w:vAlign w:val="center"/>
           </w:tcPr>
-          <w:p>
-            <w:r>
-              <w:rPr>
-                <w:b w:val="0"/>
-              </w:rPr>
-            </w:r>
-          </w:p>
+          <w:p/>
         </w:tc>
         <w:tc>
           <w:tcPr>
@@ -679,13 +531,7 @@
             <w:shd w:val="clear" w:color="auto" w:fill="EAF2F7"/>
             <w:vAlign w:val="center"/>
           </w:tcPr>
-          <w:p>
-            <w:r>
-              <w:rPr>
-                <w:b w:val="0"/>
-              </w:rPr>
-            </w:r>
-          </w:p>
+          <w:p/>
         </w:tc>
         <w:tc>
           <w:tcPr>
@@ -693,13 +539,7 @@
             <w:shd w:val="clear" w:color="auto" w:fill="EAF2F7"/>
             <w:vAlign w:val="center"/>
           </w:tcPr>
-          <w:p>
-            <w:r>
-              <w:rPr>
-                <w:b w:val="0"/>
-              </w:rPr>
-            </w:r>
-          </w:p>
+          <w:p/>
         </w:tc>
       </w:tr>
       <w:tr>
@@ -713,9 +553,6 @@
           </w:tcPr>
           <w:p>
             <w:r>
-              <w:rPr>
-                <w:b w:val="0"/>
-              </w:rPr>
               <w:t>Higher rate: 1,800 Hz; send 5</w:t>
             </w:r>
           </w:p>
@@ -725,65 +562,35 @@
             <w:tcW w:w="1598" w:type="dxa"/>
             <w:vAlign w:val="center"/>
           </w:tcPr>
-          <w:p>
-            <w:r>
-              <w:rPr>
-                <w:b w:val="0"/>
-              </w:rPr>
-            </w:r>
-          </w:p>
+          <w:p/>
         </w:tc>
         <w:tc>
           <w:tcPr>
             <w:tcW w:w="1598" w:type="dxa"/>
             <w:vAlign w:val="center"/>
           </w:tcPr>
-          <w:p>
-            <w:r>
-              <w:rPr>
-                <w:b w:val="0"/>
-              </w:rPr>
-            </w:r>
-          </w:p>
+          <w:p/>
         </w:tc>
         <w:tc>
           <w:tcPr>
             <w:tcW w:w="1598" w:type="dxa"/>
             <w:vAlign w:val="center"/>
           </w:tcPr>
-          <w:p>
-            <w:r>
-              <w:rPr>
-                <w:b w:val="0"/>
-              </w:rPr>
-            </w:r>
-          </w:p>
+          <w:p/>
         </w:tc>
         <w:tc>
           <w:tcPr>
             <w:tcW w:w="1598" w:type="dxa"/>
             <w:vAlign w:val="center"/>
           </w:tcPr>
-          <w:p>
-            <w:r>
-              <w:rPr>
-                <w:b w:val="0"/>
-              </w:rPr>
-            </w:r>
-          </w:p>
+          <w:p/>
         </w:tc>
         <w:tc>
           <w:tcPr>
             <w:tcW w:w="1705" w:type="dxa"/>
             <w:vAlign w:val="center"/>
           </w:tcPr>
-          <w:p>
-            <w:r>
-              <w:rPr>
-                <w:b w:val="0"/>
-              </w:rPr>
-            </w:r>
-          </w:p>
+          <w:p/>
         </w:tc>
       </w:tr>
     </w:tbl>
@@ -800,19 +607,28 @@
           <w:i/>
           <w:iCs/>
         </w:rPr>
-        <w:t>Show the alias prediction and absolute frequency error for each row: abs(Nano frequency - scope frequency). Use fresh valid captures.</w:t>
+        <w:t>Show the alias prediction and absolute frequency error for each row: abs(Nano frequency - scope frequency). Use fresh valid captures</w:t>
+      </w:r>
+      <w:r>
+        <w:rPr>
+          <w:i/>
+          <w:iCs/>
+        </w:rPr>
+        <w:t>.</w:t>
       </w:r>
     </w:p>
     <w:p>
-      <w:r>
-        <w:br/>
-        <w:br/>
-        <w:br/>
-        <w:br/>
-        <w:br/>
-      </w:r>
-    </w:p>
-    <w:p>
+      <w:pPr>
+        <w:spacing w:after="200"/>
+        <w:rPr>
+          <w:rFonts w:asciiTheme="majorHAnsi" w:eastAsiaTheme="majorEastAsia" w:hAnsiTheme="majorHAnsi" w:cstheme="majorBidi"/>
+          <w:b/>
+          <w:bCs/>
+          <w:color w:val="17324D"/>
+          <w:sz w:val="30"/>
+          <w:szCs w:val="28"/>
+        </w:rPr>
+      </w:pPr>
       <w:r>
         <w:br w:type="page"/>
       </w:r>
@@ -822,15 +638,18 @@
         <w:pStyle w:val="Heading1"/>
       </w:pPr>
       <w:r>
+        <w:lastRenderedPageBreak/>
         <w:t>Table 3 - Toy Alarm and Control (30)</w:t>
-      </w:r>
-      <w:r>
-        <w:t xml:space="preserve"/>
       </w:r>
     </w:p>
     <w:p>
       <w:r>
-        <w:t>Use sine, 1.00 Vpp, +2.50 V offset, High Z display; verify about 2-3 V on the scope. Capacitor disconnected. Commands: 2 = lower rate, 5 = higher rate, c = capture again.</w:t>
+        <w:t>Use sine, 1.00 Vpp, +2.50 V offset, High Z display; verify about 2-3 V on the scope.</w:t>
+      </w:r>
+    </w:p>
+    <w:p>
+      <w:r>
+        <w:t>Commands: 2 = lower rate, 5 = higher rate, c = capture again.</w:t>
       </w:r>
     </w:p>
     <w:tbl>
@@ -961,9 +780,6 @@
           </w:tcPr>
           <w:p>
             <w:r>
-              <w:rPr>
-                <w:b w:val="0"/>
-              </w:rPr>
               <w:t>Baseline: 400 Hz; 2</w:t>
             </w:r>
           </w:p>
@@ -973,65 +789,35 @@
             <w:tcW w:w="1598" w:type="dxa"/>
             <w:vAlign w:val="center"/>
           </w:tcPr>
-          <w:p>
-            <w:r>
-              <w:rPr>
-                <w:b w:val="0"/>
-              </w:rPr>
-            </w:r>
-          </w:p>
+          <w:p/>
         </w:tc>
         <w:tc>
           <w:tcPr>
             <w:tcW w:w="1598" w:type="dxa"/>
             <w:vAlign w:val="center"/>
           </w:tcPr>
-          <w:p>
-            <w:r>
-              <w:rPr>
-                <w:b w:val="0"/>
-              </w:rPr>
-            </w:r>
-          </w:p>
+          <w:p/>
         </w:tc>
         <w:tc>
           <w:tcPr>
             <w:tcW w:w="1598" w:type="dxa"/>
             <w:vAlign w:val="center"/>
           </w:tcPr>
-          <w:p>
-            <w:r>
-              <w:rPr>
-                <w:b w:val="0"/>
-              </w:rPr>
-            </w:r>
-          </w:p>
+          <w:p/>
         </w:tc>
         <w:tc>
           <w:tcPr>
             <w:tcW w:w="1598" w:type="dxa"/>
             <w:vAlign w:val="center"/>
           </w:tcPr>
-          <w:p>
-            <w:r>
-              <w:rPr>
-                <w:b w:val="0"/>
-              </w:rPr>
-            </w:r>
-          </w:p>
+          <w:p/>
         </w:tc>
         <w:tc>
           <w:tcPr>
             <w:tcW w:w="1705" w:type="dxa"/>
             <w:vAlign w:val="center"/>
           </w:tcPr>
-          <w:p>
-            <w:r>
-              <w:rPr>
-                <w:b w:val="0"/>
-              </w:rPr>
-            </w:r>
-          </w:p>
+          <w:p/>
         </w:tc>
       </w:tr>
       <w:tr>
@@ -1046,9 +832,6 @@
           </w:tcPr>
           <w:p>
             <w:r>
-              <w:rPr>
-                <w:b w:val="0"/>
-              </w:rPr>
               <w:t>Substituted: 1,800 Hz; 2</w:t>
             </w:r>
           </w:p>
@@ -1059,13 +842,7 @@
             <w:shd w:val="clear" w:color="auto" w:fill="EAF2F7"/>
             <w:vAlign w:val="center"/>
           </w:tcPr>
-          <w:p>
-            <w:r>
-              <w:rPr>
-                <w:b w:val="0"/>
-              </w:rPr>
-            </w:r>
-          </w:p>
+          <w:p/>
         </w:tc>
         <w:tc>
           <w:tcPr>
@@ -1073,13 +850,7 @@
             <w:shd w:val="clear" w:color="auto" w:fill="EAF2F7"/>
             <w:vAlign w:val="center"/>
           </w:tcPr>
-          <w:p>
-            <w:r>
-              <w:rPr>
-                <w:b w:val="0"/>
-              </w:rPr>
-            </w:r>
-          </w:p>
+          <w:p/>
         </w:tc>
         <w:tc>
           <w:tcPr>
@@ -1087,13 +858,7 @@
             <w:shd w:val="clear" w:color="auto" w:fill="EAF2F7"/>
             <w:vAlign w:val="center"/>
           </w:tcPr>
-          <w:p>
-            <w:r>
-              <w:rPr>
-                <w:b w:val="0"/>
-              </w:rPr>
-            </w:r>
-          </w:p>
+          <w:p/>
         </w:tc>
         <w:tc>
           <w:tcPr>
@@ -1101,13 +866,7 @@
             <w:shd w:val="clear" w:color="auto" w:fill="EAF2F7"/>
             <w:vAlign w:val="center"/>
           </w:tcPr>
-          <w:p>
-            <w:r>
-              <w:rPr>
-                <w:b w:val="0"/>
-              </w:rPr>
-            </w:r>
-          </w:p>
+          <w:p/>
         </w:tc>
         <w:tc>
           <w:tcPr>
@@ -1115,13 +874,7 @@
             <w:shd w:val="clear" w:color="auto" w:fill="EAF2F7"/>
             <w:vAlign w:val="center"/>
           </w:tcPr>
-          <w:p>
-            <w:r>
-              <w:rPr>
-                <w:b w:val="0"/>
-              </w:rPr>
-            </w:r>
-          </w:p>
+          <w:p/>
         </w:tc>
       </w:tr>
       <w:tr>
@@ -1135,9 +888,6 @@
           </w:tcPr>
           <w:p>
             <w:r>
-              <w:rPr>
-                <w:b w:val="0"/>
-              </w:rPr>
               <w:t>Higher rate: 1,800 Hz; 5</w:t>
             </w:r>
           </w:p>
@@ -1147,65 +897,35 @@
             <w:tcW w:w="1598" w:type="dxa"/>
             <w:vAlign w:val="center"/>
           </w:tcPr>
-          <w:p>
-            <w:r>
-              <w:rPr>
-                <w:b w:val="0"/>
-              </w:rPr>
-            </w:r>
-          </w:p>
+          <w:p/>
         </w:tc>
         <w:tc>
           <w:tcPr>
             <w:tcW w:w="1598" w:type="dxa"/>
             <w:vAlign w:val="center"/>
           </w:tcPr>
-          <w:p>
-            <w:r>
-              <w:rPr>
-                <w:b w:val="0"/>
-              </w:rPr>
-            </w:r>
-          </w:p>
+          <w:p/>
         </w:tc>
         <w:tc>
           <w:tcPr>
             <w:tcW w:w="1598" w:type="dxa"/>
             <w:vAlign w:val="center"/>
           </w:tcPr>
-          <w:p>
-            <w:r>
-              <w:rPr>
-                <w:b w:val="0"/>
-              </w:rPr>
-            </w:r>
-          </w:p>
+          <w:p/>
         </w:tc>
         <w:tc>
           <w:tcPr>
             <w:tcW w:w="1598" w:type="dxa"/>
             <w:vAlign w:val="center"/>
           </w:tcPr>
-          <w:p>
-            <w:r>
-              <w:rPr>
-                <w:b w:val="0"/>
-              </w:rPr>
-            </w:r>
-          </w:p>
+          <w:p/>
         </w:tc>
         <w:tc>
           <w:tcPr>
             <w:tcW w:w="1705" w:type="dxa"/>
             <w:vAlign w:val="center"/>
           </w:tcPr>
-          <w:p>
-            <w:r>
-              <w:rPr>
-                <w:b w:val="0"/>
-              </w:rPr>
-            </w:r>
-          </w:p>
+          <w:p/>
         </w:tc>
       </w:tr>
       <w:tr>
@@ -1219,9 +939,6 @@
           </w:tcPr>
           <w:p>
             <w:r>
-              <w:rPr>
-                <w:b w:val="0"/>
-              </w:rPr>
               <w:t>Positive check: 200 Hz; 5</w:t>
             </w:r>
           </w:p>
@@ -1231,65 +948,35 @@
             <w:tcW w:w="1598" w:type="dxa"/>
             <w:vAlign w:val="center"/>
           </w:tcPr>
-          <w:p>
-            <w:r>
-              <w:rPr>
-                <w:b w:val="0"/>
-              </w:rPr>
-            </w:r>
-          </w:p>
+          <w:p/>
         </w:tc>
         <w:tc>
           <w:tcPr>
             <w:tcW w:w="1598" w:type="dxa"/>
             <w:vAlign w:val="center"/>
           </w:tcPr>
-          <w:p>
-            <w:r>
-              <w:rPr>
-                <w:b w:val="0"/>
-              </w:rPr>
-            </w:r>
-          </w:p>
+          <w:p/>
         </w:tc>
         <w:tc>
           <w:tcPr>
             <w:tcW w:w="1598" w:type="dxa"/>
             <w:vAlign w:val="center"/>
           </w:tcPr>
-          <w:p>
-            <w:r>
-              <w:rPr>
-                <w:b w:val="0"/>
-              </w:rPr>
-            </w:r>
-          </w:p>
+          <w:p/>
         </w:tc>
         <w:tc>
           <w:tcPr>
             <w:tcW w:w="1598" w:type="dxa"/>
             <w:vAlign w:val="center"/>
           </w:tcPr>
-          <w:p>
-            <w:r>
-              <w:rPr>
-                <w:b w:val="0"/>
-              </w:rPr>
-            </w:r>
-          </w:p>
+          <w:p/>
         </w:tc>
         <w:tc>
           <w:tcPr>
             <w:tcW w:w="1705" w:type="dxa"/>
             <w:vAlign w:val="center"/>
           </w:tcPr>
-          <w:p>
-            <w:r>
-              <w:rPr>
-                <w:b w:val="0"/>
-              </w:rPr>
-            </w:r>
-          </w:p>
+          <w:p/>
         </w:tc>
       </w:tr>
       <w:tr>
@@ -1303,9 +990,6 @@
           </w:tcPr>
           <w:p>
             <w:r>
-              <w:rPr>
-                <w:b w:val="0"/>
-              </w:rPr>
               <w:t>Restored: 400 Hz; 2</w:t>
             </w:r>
           </w:p>
@@ -1315,65 +999,35 @@
             <w:tcW w:w="1598" w:type="dxa"/>
             <w:vAlign w:val="center"/>
           </w:tcPr>
-          <w:p>
-            <w:r>
-              <w:rPr>
-                <w:b w:val="0"/>
-              </w:rPr>
-            </w:r>
-          </w:p>
+          <w:p/>
         </w:tc>
         <w:tc>
           <w:tcPr>
             <w:tcW w:w="1598" w:type="dxa"/>
             <w:vAlign w:val="center"/>
           </w:tcPr>
-          <w:p>
-            <w:r>
-              <w:rPr>
-                <w:b w:val="0"/>
-              </w:rPr>
-            </w:r>
-          </w:p>
+          <w:p/>
         </w:tc>
         <w:tc>
           <w:tcPr>
             <w:tcW w:w="1598" w:type="dxa"/>
             <w:vAlign w:val="center"/>
           </w:tcPr>
-          <w:p>
-            <w:r>
-              <w:rPr>
-                <w:b w:val="0"/>
-              </w:rPr>
-            </w:r>
-          </w:p>
+          <w:p/>
         </w:tc>
         <w:tc>
           <w:tcPr>
             <w:tcW w:w="1598" w:type="dxa"/>
             <w:vAlign w:val="center"/>
           </w:tcPr>
-          <w:p>
-            <w:r>
-              <w:rPr>
-                <w:b w:val="0"/>
-              </w:rPr>
-            </w:r>
-          </w:p>
+          <w:p/>
         </w:tc>
         <w:tc>
           <w:tcPr>
             <w:tcW w:w="1705" w:type="dxa"/>
             <w:vAlign w:val="center"/>
           </w:tcPr>
-          <w:p>
-            <w:r>
-              <w:rPr>
-                <w:b w:val="0"/>
-              </w:rPr>
-            </w:r>
-          </w:p>
+          <w:p/>
         </w:tc>
       </w:tr>
     </w:tbl>
@@ -1396,23 +1050,29 @@
     <w:p>
       <w:r>
         <w:br/>
+      </w:r>
+      <w:r>
         <w:br/>
+      </w:r>
+      <w:r>
         <w:br/>
+      </w:r>
+      <w:r>
         <w:br/>
+      </w:r>
+      <w:r>
         <w:br/>
       </w:r>
     </w:p>
     <w:p>
       <w:r>
-        <w:t>Alarm ON requires valid apparent frequency 180-220 Hz and at least 500 mVpp. INVALID is not evidence of successful suppression. Describe any warnings: ____________________</w:t>
+        <w:t xml:space="preserve">Alarm ON requires valid apparent frequency 150-250 Hz and at least 500 mVpp. </w:t>
       </w:r>
     </w:p>
     <w:p>
       <w:r>
-        <w:t>Optional RC notes (ungraded): at each frequency compare source-side Vpp with A0-side Vpp; report reduction and whether the genuine 200 Hz positive check remained valid.</w:t>
+        <w:t>Describe any warnings: ____________________</w:t>
       </w:r>
-    </w:p>
-    <w:p>
       <w:r>
         <w:br w:type="page"/>
       </w:r>
@@ -1422,10 +1082,8 @@
         <w:pStyle w:val="Heading1"/>
       </w:pPr>
       <w:r>
+        <w:lastRenderedPageBreak/>
         <w:t>Evidence (15)</w:t>
-      </w:r>
-      <w:r>
-        <w:t xml:space="preserve"/>
       </w:r>
     </w:p>
     <w:p>
@@ -1449,8 +1107,14 @@
     <w:p>
       <w:r>
         <w:br/>
+      </w:r>
+      <w:r>
         <w:br/>
+      </w:r>
+      <w:r>
         <w:br/>
+      </w:r>
+      <w:r>
         <w:br/>
       </w:r>
     </w:p>
@@ -1470,8 +1134,14 @@
     <w:p>
       <w:r>
         <w:br/>
+      </w:r>
+      <w:r>
         <w:br/>
+      </w:r>
+      <w:r>
         <w:br/>
+      </w:r>
+      <w:r>
         <w:br/>
       </w:r>
     </w:p>
@@ -1491,8 +1161,14 @@
     <w:p>
       <w:r>
         <w:br/>
+      </w:r>
+      <w:r>
         <w:br/>
+      </w:r>
+      <w:r>
         <w:br/>
+      </w:r>
+      <w:r>
         <w:br/>
       </w:r>
     </w:p>
@@ -1506,10 +1182,8 @@
         <w:pStyle w:val="Heading1"/>
       </w:pPr>
       <w:r>
+        <w:lastRenderedPageBreak/>
         <w:t>Conclusion (15)</w:t>
-      </w:r>
-      <w:r>
-        <w:t xml:space="preserve"/>
       </w:r>
     </w:p>
     <w:p>
@@ -1524,42 +1198,7 @@
           <w:i/>
           <w:iCs/>
         </w:rPr>
-        <w:t xml:space="preserve">Summarize what you did and learned. Then answer these questions using your measurements:</w:t>
-      </w:r>
-      <w:r>
-        <w:rPr>
-          <w:i/>
-          <w:iCs/>
-        </w:rPr>
-        <w:t/>
-      </w:r>
-      <w:r>
-        <w:rPr>
-          <w:i/>
-          <w:iCs/>
-        </w:rPr>
-        <w:t xml:space="preserve"/>
-      </w:r>
-      <w:r>
-        <w:rPr>
-          <w:i/>
-          <w:iCs/>
-        </w:rPr>
-        <w:t xml:space="preserve"/>
-      </w:r>
-      <w:r>
-        <w:rPr>
-          <w:i/>
-          <w:iCs/>
-        </w:rPr>
-        <w:t/>
-      </w:r>
-      <w:r>
-        <w:rPr>
-          <w:i/>
-          <w:iCs/>
-        </w:rPr>
-        <w:t xml:space="preserve"/>
+        <w:t>Give a summary of what you did in this lab. What was easy to do? What was difficult? What did you learn this lab? In addition, answer these questions:</w:t>
       </w:r>
     </w:p>
     <w:p>
@@ -1579,19 +1218,9 @@
           <w:i/>
           <w:iCs/>
         </w:rPr>
-        <w:t xml:space="preserve">Why could the scope and Nano report different frequencies for the same physical input? Use your measured values and alias prediction.</w:t>
+        <w:t>Why could the scope and Nano report different frequencies for the same physical input?</w:t>
       </w:r>
       <w:r>
-        <w:rPr>
-          <w:i/>
-          <w:iCs/>
-        </w:rPr>
-        <w:t/>
-      </w:r>
-    </w:p>
-    <w:p>
-      <w:r>
-        <w:br/>
         <w:br/>
       </w:r>
     </w:p>
@@ -1612,85 +1241,14 @@
           <w:i/>
           <w:iCs/>
         </w:rPr>
-        <w:t xml:space="preserve">How did the higher sampling rate change frequency error and the toy alarm? What did the positive check establish?</w:t>
-      </w:r>
-      <w:r>
-        <w:rPr>
-          <w:i/>
-          <w:iCs/>
-        </w:rPr>
-        <w:t/>
+        <w:t xml:space="preserve">How did the higher sampling rate change frequency error and the toy alarm? </w:t>
       </w:r>
     </w:p>
     <w:p>
       <w:r>
         <w:br/>
-        <w:br/>
-      </w:r>
-    </w:p>
-    <w:p>
-      <w:pPr>
-        <w:pStyle w:val="ListParagraph"/>
-        <w:numPr>
-          <w:ilvl w:val="0"/>
-          <w:numId w:val="10"/>
-        </w:numPr>
-        <w:rPr>
-          <w:i/>
-          <w:iCs/>
-        </w:rPr>
-      </w:pPr>
-      <w:r>
-        <w:rPr>
-          <w:i/>
-          <w:iCs/>
-        </w:rPr>
-        <w:t xml:space="preserve">Why is this a single-source model rather than proof of an attack on a real sensor? What access would a real attacker need?</w:t>
       </w:r>
       <w:r>
-        <w:rPr>
-          <w:i/>
-          <w:iCs/>
-        </w:rPr>
-        <w:t/>
-      </w:r>
-    </w:p>
-    <w:p>
-      <w:r>
-        <w:br/>
-        <w:br/>
-      </w:r>
-    </w:p>
-    <w:p>
-      <w:pPr>
-        <w:pStyle w:val="ListParagraph"/>
-        <w:numPr>
-          <w:ilvl w:val="0"/>
-          <w:numId w:val="10"/>
-        </w:numPr>
-        <w:rPr>
-          <w:i/>
-          <w:iCs/>
-        </w:rPr>
-      </w:pPr>
-      <w:r>
-        <w:rPr>
-          <w:i/>
-          <w:iCs/>
-        </w:rPr>
-        <w:t xml:space="preserve">State one remaining limitation: for example, could a genuine unwanted 200 Hz input still satisfy the rule? Why does a valid ADC reading not establish trusted origin?</w:t>
-      </w:r>
-      <w:r>
-        <w:rPr>
-          <w:i/>
-          <w:iCs/>
-        </w:rPr>
-        <w:t/>
-      </w:r>
-    </w:p>
-    <w:p>
-      <w:r>
-        <w:br/>
         <w:br/>
       </w:r>
     </w:p>
@@ -1707,7 +1265,7 @@
 </file>
 
 <file path=word/endnotes.xml><?xml version="1.0" encoding="utf-8"?>
-<w:endnotes xmlns:wpc="http://schemas.microsoft.com/office/word/2010/wordprocessingCanvas" xmlns:cx="http://schemas.microsoft.com/office/drawing/2014/chartex" xmlns:cx1="http://schemas.microsoft.com/office/drawing/2015/9/8/chartex" xmlns:cx2="http://schemas.microsoft.com/office/drawing/2015/10/21/chartex" xmlns:cx3="http://schemas.microsoft.com/office/drawing/2016/5/9/chartex" xmlns:cx4="http://schemas.microsoft.com/office/drawing/2016/5/10/chartex" xmlns:cx5="http://schemas.microsoft.com/office/drawing/2016/5/11/chartex" xmlns:cx6="http://schemas.microsoft.com/office/drawing/2016/5/12/chartex" xmlns:cx7="http://schemas.microsoft.com/office/drawing/2016/5/13/chartex" xmlns:cx8="http://schemas.microsoft.com/office/drawing/2016/5/14/chartex" xmlns:mc="http://schemas.openxmlformats.org/markup-compatibility/2006" xmlns:aink="http://schemas.microsoft.com/office/drawing/2016/ink" xmlns:am3d="http://schemas.microsoft.com/office/drawing/2017/model3d" xmlns:o="urn:schemas-microsoft-com:office:office" xmlns:oel="http://schemas.microsoft.com/office/2019/extlst" xmlns:r="http://schemas.openxmlformats.org/officeDocument/2006/relationships" xmlns:m="http://schemas.openxmlformats.org/officeDocument/2006/math" xmlns:v="urn:schemas-microsoft-com:vml" xmlns:wp14="http://schemas.microsoft.com/office/word/2010/wordprocessingDrawing" xmlns:wp="http://schemas.openxmlformats.org/drawingml/2006/wordprocessingDrawing" xmlns:w10="urn:schemas-microsoft-com:office:word" xmlns:w="http://schemas.openxmlformats.org/wordprocessingml/2006/main" xmlns:w14="http://schemas.microsoft.com/office/word/2010/wordml" xmlns:w15="http://schemas.microsoft.com/office/word/2012/wordml" xmlns:w16cex="http://schemas.microsoft.com/office/word/2018/wordml/cex" xmlns:w16cid="http://schemas.microsoft.com/office/word/2016/wordml/cid" xmlns:w16="http://schemas.microsoft.com/office/word/2018/wordml" xmlns:w16du="http://schemas.microsoft.com/office/word/2023/wordml/word16du" xmlns:w16sdtdh="http://schemas.microsoft.com/office/word/2020/wordml/sdtdatahash" xmlns:w16sdtfl="http://schemas.microsoft.com/office/word/2024/wordml/sdtformatlock" xmlns:w16se="http://schemas.microsoft.com/office/word/2015/wordml/symex" xmlns:wpg="http://schemas.microsoft.com/office/word/2010/wordprocessingGroup" xmlns:wpi="http://schemas.microsoft.com/office/word/2010/wordprocessingInk" xmlns:wne="http://schemas.microsoft.com/office/word/2006/wordml" xmlns:wps="http://schemas.microsoft.com/office/word/2010/wordprocessingShape" mc:Ignorable="w14 w15 w16se w16cid w16 w16cex w16sdtdh w16sdtfl w16du wp14">
+<w:endnotes xmlns:wpc="http://schemas.microsoft.com/office/word/2010/wordprocessingCanvas" xmlns:cx="http://schemas.microsoft.com/office/drawing/2014/chartex" xmlns:cx1="http://schemas.microsoft.com/office/drawing/2015/9/8/chartex" xmlns:cx2="http://schemas.microsoft.com/office/drawing/2015/10/21/chartex" xmlns:cx3="http://schemas.microsoft.com/office/drawing/2016/5/9/chartex" xmlns:cx4="http://schemas.microsoft.com/office/drawing/2016/5/10/chartex" xmlns:cx5="http://schemas.microsoft.com/office/drawing/2016/5/11/chartex" xmlns:cx6="http://schemas.microsoft.com/office/drawing/2016/5/12/chartex" xmlns:cx7="http://schemas.microsoft.com/office/drawing/2016/5/13/chartex" xmlns:cx8="http://schemas.microsoft.com/office/drawing/2016/5/14/chartex" xmlns:mc="http://schemas.openxmlformats.org/markup-compatibility/2006" xmlns:aink="http://schemas.microsoft.com/office/drawing/2016/ink" xmlns:am3d="http://schemas.microsoft.com/office/drawing/2017/model3d" xmlns:o="urn:schemas-microsoft-com:office:office" xmlns:oel="http://schemas.microsoft.com/office/2019/extlst" xmlns:r="http://schemas.openxmlformats.org/officeDocument/2006/relationships" xmlns:m="http://schemas.openxmlformats.org/officeDocument/2006/math" xmlns:v="urn:schemas-microsoft-com:vml" xmlns:wp14="http://schemas.microsoft.com/office/word/2010/wordprocessingDrawing" xmlns:wp="http://schemas.openxmlformats.org/drawingml/2006/wordprocessingDrawing" xmlns:w10="urn:schemas-microsoft-com:office:word" xmlns:w="http://schemas.openxmlformats.org/wordprocessingml/2006/main" xmlns:w14="http://schemas.microsoft.com/office/word/2010/wordml" xmlns:w15="http://schemas.microsoft.com/office/word/2012/wordml" xmlns:w16cex="http://schemas.microsoft.com/office/word/2018/wordml/cex" xmlns:w16cid="http://schemas.microsoft.com/office/word/2016/wordml/cid" xmlns:w16="http://schemas.microsoft.com/office/word/2018/wordml" xmlns:w16du="http://schemas.microsoft.com/office/word/2023/wordml/word16du" xmlns:w16sdtdh="http://schemas.microsoft.com/office/word/2020/wordml/sdtdatahash" xmlns:w16se="http://schemas.microsoft.com/office/word/2015/wordml/symex" xmlns:wpg="http://schemas.microsoft.com/office/word/2010/wordprocessingGroup" xmlns:wpi="http://schemas.microsoft.com/office/word/2010/wordprocessingInk" xmlns:wne="http://schemas.microsoft.com/office/word/2006/wordml" xmlns:wps="http://schemas.microsoft.com/office/word/2010/wordprocessingShape" mc:Ignorable="w14 w15 w16se w16cid w16 w16cex w16sdtdh w16du wp14">
   <w:endnote w:type="separator" w:id="-1">
     <w:p>
       <w:pPr>
@@ -1732,7 +1290,7 @@
 </file>
 
 <file path=word/footer1.xml><?xml version="1.0" encoding="utf-8"?>
-<w:ftr xmlns:wpc="http://schemas.microsoft.com/office/word/2010/wordprocessingCanvas" xmlns:cx="http://schemas.microsoft.com/office/drawing/2014/chartex" xmlns:cx1="http://schemas.microsoft.com/office/drawing/2015/9/8/chartex" xmlns:cx2="http://schemas.microsoft.com/office/drawing/2015/10/21/chartex" xmlns:cx3="http://schemas.microsoft.com/office/drawing/2016/5/9/chartex" xmlns:cx4="http://schemas.microsoft.com/office/drawing/2016/5/10/chartex" xmlns:cx5="http://schemas.microsoft.com/office/drawing/2016/5/11/chartex" xmlns:cx6="http://schemas.microsoft.com/office/drawing/2016/5/12/chartex" xmlns:cx7="http://schemas.microsoft.com/office/drawing/2016/5/13/chartex" xmlns:cx8="http://schemas.microsoft.com/office/drawing/2016/5/14/chartex" xmlns:mc="http://schemas.openxmlformats.org/markup-compatibility/2006" xmlns:aink="http://schemas.microsoft.com/office/drawing/2016/ink" xmlns:am3d="http://schemas.microsoft.com/office/drawing/2017/model3d" xmlns:o="urn:schemas-microsoft-com:office:office" xmlns:oel="http://schemas.microsoft.com/office/2019/extlst" xmlns:r="http://schemas.openxmlformats.org/officeDocument/2006/relationships" xmlns:m="http://schemas.openxmlformats.org/officeDocument/2006/math" xmlns:v="urn:schemas-microsoft-com:vml" xmlns:wp14="http://schemas.microsoft.com/office/word/2010/wordprocessingDrawing" xmlns:wp="http://schemas.openxmlformats.org/drawingml/2006/wordprocessingDrawing" xmlns:w10="urn:schemas-microsoft-com:office:word" xmlns:w="http://schemas.openxmlformats.org/wordprocessingml/2006/main" xmlns:w14="http://schemas.microsoft.com/office/word/2010/wordml" xmlns:w15="http://schemas.microsoft.com/office/word/2012/wordml" xmlns:w16cex="http://schemas.microsoft.com/office/word/2018/wordml/cex" xmlns:w16cid="http://schemas.microsoft.com/office/word/2016/wordml/cid" xmlns:w16="http://schemas.microsoft.com/office/word/2018/wordml" xmlns:w16du="http://schemas.microsoft.com/office/word/2023/wordml/word16du" xmlns:w16sdtdh="http://schemas.microsoft.com/office/word/2020/wordml/sdtdatahash" xmlns:w16sdtfl="http://schemas.microsoft.com/office/word/2024/wordml/sdtformatlock" xmlns:w16se="http://schemas.microsoft.com/office/word/2015/wordml/symex" xmlns:wpg="http://schemas.microsoft.com/office/word/2010/wordprocessingGroup" xmlns:wpi="http://schemas.microsoft.com/office/word/2010/wordprocessingInk" xmlns:wne="http://schemas.microsoft.com/office/word/2006/wordml" xmlns:wps="http://schemas.microsoft.com/office/word/2010/wordprocessingShape" mc:Ignorable="w14 w15 w16se w16cid w16 w16cex w16sdtdh w16sdtfl w16du wp14">
+<w:ftr xmlns:wpc="http://schemas.microsoft.com/office/word/2010/wordprocessingCanvas" xmlns:cx="http://schemas.microsoft.com/office/drawing/2014/chartex" xmlns:cx1="http://schemas.microsoft.com/office/drawing/2015/9/8/chartex" xmlns:cx2="http://schemas.microsoft.com/office/drawing/2015/10/21/chartex" xmlns:cx3="http://schemas.microsoft.com/office/drawing/2016/5/9/chartex" xmlns:cx4="http://schemas.microsoft.com/office/drawing/2016/5/10/chartex" xmlns:cx5="http://schemas.microsoft.com/office/drawing/2016/5/11/chartex" xmlns:cx6="http://schemas.microsoft.com/office/drawing/2016/5/12/chartex" xmlns:cx7="http://schemas.microsoft.com/office/drawing/2016/5/13/chartex" xmlns:cx8="http://schemas.microsoft.com/office/drawing/2016/5/14/chartex" xmlns:mc="http://schemas.openxmlformats.org/markup-compatibility/2006" xmlns:aink="http://schemas.microsoft.com/office/drawing/2016/ink" xmlns:am3d="http://schemas.microsoft.com/office/drawing/2017/model3d" xmlns:o="urn:schemas-microsoft-com:office:office" xmlns:oel="http://schemas.microsoft.com/office/2019/extlst" xmlns:r="http://schemas.openxmlformats.org/officeDocument/2006/relationships" xmlns:m="http://schemas.openxmlformats.org/officeDocument/2006/math" xmlns:v="urn:schemas-microsoft-com:vml" xmlns:wp14="http://schemas.microsoft.com/office/word/2010/wordprocessingDrawing" xmlns:wp="http://schemas.openxmlformats.org/drawingml/2006/wordprocessingDrawing" xmlns:w10="urn:schemas-microsoft-com:office:word" xmlns:w="http://schemas.openxmlformats.org/wordprocessingml/2006/main" xmlns:w14="http://schemas.microsoft.com/office/word/2010/wordml" xmlns:w15="http://schemas.microsoft.com/office/word/2012/wordml" xmlns:w16cex="http://schemas.microsoft.com/office/word/2018/wordml/cex" xmlns:w16cid="http://schemas.microsoft.com/office/word/2016/wordml/cid" xmlns:w16="http://schemas.microsoft.com/office/word/2018/wordml" xmlns:w16du="http://schemas.microsoft.com/office/word/2023/wordml/word16du" xmlns:w16sdtdh="http://schemas.microsoft.com/office/word/2020/wordml/sdtdatahash" xmlns:w16se="http://schemas.microsoft.com/office/word/2015/wordml/symex" xmlns:wpg="http://schemas.microsoft.com/office/word/2010/wordprocessingGroup" xmlns:wpi="http://schemas.microsoft.com/office/word/2010/wordprocessingInk" xmlns:wne="http://schemas.microsoft.com/office/word/2006/wordml" xmlns:wps="http://schemas.microsoft.com/office/word/2010/wordprocessingShape" mc:Ignorable="w14 w15 w16se w16cid w16 w16cex w16sdtdh w16du wp14">
   <w:p>
     <w:pPr>
       <w:pStyle w:val="Footer"/>
@@ -1764,7 +1322,7 @@
 </file>
 
 <file path=word/footnotes.xml><?xml version="1.0" encoding="utf-8"?>
-<w:footnotes xmlns:wpc="http://schemas.microsoft.com/office/word/2010/wordprocessingCanvas" xmlns:cx="http://schemas.microsoft.com/office/drawing/2014/chartex" xmlns:cx1="http://schemas.microsoft.com/office/drawing/2015/9/8/chartex" xmlns:cx2="http://schemas.microsoft.com/office/drawing/2015/10/21/chartex" xmlns:cx3="http://schemas.microsoft.com/office/drawing/2016/5/9/chartex" xmlns:cx4="http://schemas.microsoft.com/office/drawing/2016/5/10/chartex" xmlns:cx5="http://schemas.microsoft.com/office/drawing/2016/5/11/chartex" xmlns:cx6="http://schemas.microsoft.com/office/drawing/2016/5/12/chartex" xmlns:cx7="http://schemas.microsoft.com/office/drawing/2016/5/13/chartex" xmlns:cx8="http://schemas.microsoft.com/office/drawing/2016/5/14/chartex" xmlns:mc="http://schemas.openxmlformats.org/markup-compatibility/2006" xmlns:aink="http://schemas.microsoft.com/office/drawing/2016/ink" xmlns:am3d="http://schemas.microsoft.com/office/drawing/2017/model3d" xmlns:o="urn:schemas-microsoft-com:office:office" xmlns:oel="http://schemas.microsoft.com/office/2019/extlst" xmlns:r="http://schemas.openxmlformats.org/officeDocument/2006/relationships" xmlns:m="http://schemas.openxmlformats.org/officeDocument/2006/math" xmlns:v="urn:schemas-microsoft-com:vml" xmlns:wp14="http://schemas.microsoft.com/office/word/2010/wordprocessingDrawing" xmlns:wp="http://schemas.openxmlformats.org/drawingml/2006/wordprocessingDrawing" xmlns:w10="urn:schemas-microsoft-com:office:word" xmlns:w="http://schemas.openxmlformats.org/wordprocessingml/2006/main" xmlns:w14="http://schemas.microsoft.com/office/word/2010/wordml" xmlns:w15="http://schemas.microsoft.com/office/word/2012/wordml" xmlns:w16cex="http://schemas.microsoft.com/office/word/2018/wordml/cex" xmlns:w16cid="http://schemas.microsoft.com/office/word/2016/wordml/cid" xmlns:w16="http://schemas.microsoft.com/office/word/2018/wordml" xmlns:w16du="http://schemas.microsoft.com/office/word/2023/wordml/word16du" xmlns:w16sdtdh="http://schemas.microsoft.com/office/word/2020/wordml/sdtdatahash" xmlns:w16sdtfl="http://schemas.microsoft.com/office/word/2024/wordml/sdtformatlock" xmlns:w16se="http://schemas.microsoft.com/office/word/2015/wordml/symex" xmlns:wpg="http://schemas.microsoft.com/office/word/2010/wordprocessingGroup" xmlns:wpi="http://schemas.microsoft.com/office/word/2010/wordprocessingInk" xmlns:wne="http://schemas.microsoft.com/office/word/2006/wordml" xmlns:wps="http://schemas.microsoft.com/office/word/2010/wordprocessingShape" mc:Ignorable="w14 w15 w16se w16cid w16 w16cex w16sdtdh w16sdtfl w16du wp14">
+<w:footnotes xmlns:wpc="http://schemas.microsoft.com/office/word/2010/wordprocessingCanvas" xmlns:cx="http://schemas.microsoft.com/office/drawing/2014/chartex" xmlns:cx1="http://schemas.microsoft.com/office/drawing/2015/9/8/chartex" xmlns:cx2="http://schemas.microsoft.com/office/drawing/2015/10/21/chartex" xmlns:cx3="http://schemas.microsoft.com/office/drawing/2016/5/9/chartex" xmlns:cx4="http://schemas.microsoft.com/office/drawing/2016/5/10/chartex" xmlns:cx5="http://schemas.microsoft.com/office/drawing/2016/5/11/chartex" xmlns:cx6="http://schemas.microsoft.com/office/drawing/2016/5/12/chartex" xmlns:cx7="http://schemas.microsoft.com/office/drawing/2016/5/13/chartex" xmlns:cx8="http://schemas.microsoft.com/office/drawing/2016/5/14/chartex" xmlns:mc="http://schemas.openxmlformats.org/markup-compatibility/2006" xmlns:aink="http://schemas.microsoft.com/office/drawing/2016/ink" xmlns:am3d="http://schemas.microsoft.com/office/drawing/2017/model3d" xmlns:o="urn:schemas-microsoft-com:office:office" xmlns:oel="http://schemas.microsoft.com/office/2019/extlst" xmlns:r="http://schemas.openxmlformats.org/officeDocument/2006/relationships" xmlns:m="http://schemas.openxmlformats.org/officeDocument/2006/math" xmlns:v="urn:schemas-microsoft-com:vml" xmlns:wp14="http://schemas.microsoft.com/office/word/2010/wordprocessingDrawing" xmlns:wp="http://schemas.openxmlformats.org/drawingml/2006/wordprocessingDrawing" xmlns:w10="urn:schemas-microsoft-com:office:word" xmlns:w="http://schemas.openxmlformats.org/wordprocessingml/2006/main" xmlns:w14="http://schemas.microsoft.com/office/word/2010/wordml" xmlns:w15="http://schemas.microsoft.com/office/word/2012/wordml" xmlns:w16cex="http://schemas.microsoft.com/office/word/2018/wordml/cex" xmlns:w16cid="http://schemas.microsoft.com/office/word/2016/wordml/cid" xmlns:w16="http://schemas.microsoft.com/office/word/2018/wordml" xmlns:w16du="http://schemas.microsoft.com/office/word/2023/wordml/word16du" xmlns:w16sdtdh="http://schemas.microsoft.com/office/word/2020/wordml/sdtdatahash" xmlns:w16se="http://schemas.microsoft.com/office/word/2015/wordml/symex" xmlns:wpg="http://schemas.microsoft.com/office/word/2010/wordprocessingGroup" xmlns:wpi="http://schemas.microsoft.com/office/word/2010/wordprocessingInk" xmlns:wne="http://schemas.microsoft.com/office/word/2006/wordml" xmlns:wps="http://schemas.microsoft.com/office/word/2010/wordprocessingShape" mc:Ignorable="w14 w15 w16se w16cid w16 w16cex w16sdtdh w16du wp14">
   <w:footnote w:type="separator" w:id="-1">
     <w:p>
       <w:pPr>
@@ -1789,7 +1347,7 @@
 </file>
 
 <file path=word/header1.xml><?xml version="1.0" encoding="utf-8"?>
-<w:hdr xmlns:wpc="http://schemas.microsoft.com/office/word/2010/wordprocessingCanvas" xmlns:cx="http://schemas.microsoft.com/office/drawing/2014/chartex" xmlns:cx1="http://schemas.microsoft.com/office/drawing/2015/9/8/chartex" xmlns:cx2="http://schemas.microsoft.com/office/drawing/2015/10/21/chartex" xmlns:cx3="http://schemas.microsoft.com/office/drawing/2016/5/9/chartex" xmlns:cx4="http://schemas.microsoft.com/office/drawing/2016/5/10/chartex" xmlns:cx5="http://schemas.microsoft.com/office/drawing/2016/5/11/chartex" xmlns:cx6="http://schemas.microsoft.com/office/drawing/2016/5/12/chartex" xmlns:cx7="http://schemas.microsoft.com/office/drawing/2016/5/13/chartex" xmlns:cx8="http://schemas.microsoft.com/office/drawing/2016/5/14/chartex" xmlns:mc="http://schemas.openxmlformats.org/markup-compatibility/2006" xmlns:aink="http://schemas.microsoft.com/office/drawing/2016/ink" xmlns:am3d="http://schemas.microsoft.com/office/drawing/2017/model3d" xmlns:o="urn:schemas-microsoft-com:office:office" xmlns:oel="http://schemas.microsoft.com/office/2019/extlst" xmlns:r="http://schemas.openxmlformats.org/officeDocument/2006/relationships" xmlns:m="http://schemas.openxmlformats.org/officeDocument/2006/math" xmlns:v="urn:schemas-microsoft-com:vml" xmlns:wp14="http://schemas.microsoft.com/office/word/2010/wordprocessingDrawing" xmlns:wp="http://schemas.openxmlformats.org/drawingml/2006/wordprocessingDrawing" xmlns:w10="urn:schemas-microsoft-com:office:word" xmlns:w="http://schemas.openxmlformats.org/wordprocessingml/2006/main" xmlns:w14="http://schemas.microsoft.com/office/word/2010/wordml" xmlns:w15="http://schemas.microsoft.com/office/word/2012/wordml" xmlns:w16cex="http://schemas.microsoft.com/office/word/2018/wordml/cex" xmlns:w16cid="http://schemas.microsoft.com/office/word/2016/wordml/cid" xmlns:w16="http://schemas.microsoft.com/office/word/2018/wordml" xmlns:w16du="http://schemas.microsoft.com/office/word/2023/wordml/word16du" xmlns:w16sdtdh="http://schemas.microsoft.com/office/word/2020/wordml/sdtdatahash" xmlns:w16sdtfl="http://schemas.microsoft.com/office/word/2024/wordml/sdtformatlock" xmlns:w16se="http://schemas.microsoft.com/office/word/2015/wordml/symex" xmlns:wpg="http://schemas.microsoft.com/office/word/2010/wordprocessingGroup" xmlns:wpi="http://schemas.microsoft.com/office/word/2010/wordprocessingInk" xmlns:wne="http://schemas.microsoft.com/office/word/2006/wordml" xmlns:wps="http://schemas.microsoft.com/office/word/2010/wordprocessingShape" mc:Ignorable="w14 w15 w16se w16cid w16 w16cex w16sdtdh w16sdtfl w16du wp14">
+<w:hdr xmlns:wpc="http://schemas.microsoft.com/office/word/2010/wordprocessingCanvas" xmlns:cx="http://schemas.microsoft.com/office/drawing/2014/chartex" xmlns:cx1="http://schemas.microsoft.com/office/drawing/2015/9/8/chartex" xmlns:cx2="http://schemas.microsoft.com/office/drawing/2015/10/21/chartex" xmlns:cx3="http://schemas.microsoft.com/office/drawing/2016/5/9/chartex" xmlns:cx4="http://schemas.microsoft.com/office/drawing/2016/5/10/chartex" xmlns:cx5="http://schemas.microsoft.com/office/drawing/2016/5/11/chartex" xmlns:cx6="http://schemas.microsoft.com/office/drawing/2016/5/12/chartex" xmlns:cx7="http://schemas.microsoft.com/office/drawing/2016/5/13/chartex" xmlns:cx8="http://schemas.microsoft.com/office/drawing/2016/5/14/chartex" xmlns:mc="http://schemas.openxmlformats.org/markup-compatibility/2006" xmlns:aink="http://schemas.microsoft.com/office/drawing/2016/ink" xmlns:am3d="http://schemas.microsoft.com/office/drawing/2017/model3d" xmlns:o="urn:schemas-microsoft-com:office:office" xmlns:oel="http://schemas.microsoft.com/office/2019/extlst" xmlns:r="http://schemas.openxmlformats.org/officeDocument/2006/relationships" xmlns:m="http://schemas.openxmlformats.org/officeDocument/2006/math" xmlns:v="urn:schemas-microsoft-com:vml" xmlns:wp14="http://schemas.microsoft.com/office/word/2010/wordprocessingDrawing" xmlns:wp="http://schemas.openxmlformats.org/drawingml/2006/wordprocessingDrawing" xmlns:w10="urn:schemas-microsoft-com:office:word" xmlns:w="http://schemas.openxmlformats.org/wordprocessingml/2006/main" xmlns:w14="http://schemas.microsoft.com/office/word/2010/wordml" xmlns:w15="http://schemas.microsoft.com/office/word/2012/wordml" xmlns:w16cex="http://schemas.microsoft.com/office/word/2018/wordml/cex" xmlns:w16cid="http://schemas.microsoft.com/office/word/2016/wordml/cid" xmlns:w16="http://schemas.microsoft.com/office/word/2018/wordml" xmlns:w16du="http://schemas.microsoft.com/office/word/2023/wordml/word16du" xmlns:w16sdtdh="http://schemas.microsoft.com/office/word/2020/wordml/sdtdatahash" xmlns:w16se="http://schemas.microsoft.com/office/word/2015/wordml/symex" xmlns:wpg="http://schemas.microsoft.com/office/word/2010/wordprocessingGroup" xmlns:wpi="http://schemas.microsoft.com/office/word/2010/wordprocessingInk" xmlns:wne="http://schemas.microsoft.com/office/word/2006/wordml" xmlns:wps="http://schemas.microsoft.com/office/word/2010/wordprocessingShape" mc:Ignorable="w14 w15 w16se w16cid w16 w16cex w16sdtdh w16du wp14">
   <w:p>
     <w:pPr>
       <w:pStyle w:val="Caption"/>
@@ -1802,7 +1360,7 @@
 </file>
 
 <file path=word/numbering.xml><?xml version="1.0" encoding="utf-8"?>
-<w:numbering xmlns:wpc="http://schemas.microsoft.com/office/word/2010/wordprocessingCanvas" xmlns:cx="http://schemas.microsoft.com/office/drawing/2014/chartex" xmlns:cx1="http://schemas.microsoft.com/office/drawing/2015/9/8/chartex" xmlns:cx2="http://schemas.microsoft.com/office/drawing/2015/10/21/chartex" xmlns:cx3="http://schemas.microsoft.com/office/drawing/2016/5/9/chartex" xmlns:cx4="http://schemas.microsoft.com/office/drawing/2016/5/10/chartex" xmlns:cx5="http://schemas.microsoft.com/office/drawing/2016/5/11/chartex" xmlns:cx6="http://schemas.microsoft.com/office/drawing/2016/5/12/chartex" xmlns:cx7="http://schemas.microsoft.com/office/drawing/2016/5/13/chartex" xmlns:cx8="http://schemas.microsoft.com/office/drawing/2016/5/14/chartex" xmlns:mc="http://schemas.openxmlformats.org/markup-compatibility/2006" xmlns:aink="http://schemas.microsoft.com/office/drawing/2016/ink" xmlns:am3d="http://schemas.microsoft.com/office/drawing/2017/model3d" xmlns:o="urn:schemas-microsoft-com:office:office" xmlns:oel="http://schemas.microsoft.com/office/2019/extlst" xmlns:r="http://schemas.openxmlformats.org/officeDocument/2006/relationships" xmlns:m="http://schemas.openxmlformats.org/officeDocument/2006/math" xmlns:v="urn:schemas-microsoft-com:vml" xmlns:wp14="http://schemas.microsoft.com/office/word/2010/wordprocessingDrawing" xmlns:wp="http://schemas.openxmlformats.org/drawingml/2006/wordprocessingDrawing" xmlns:w10="urn:schemas-microsoft-com:office:word" xmlns:w="http://schemas.openxmlformats.org/wordprocessingml/2006/main" xmlns:w14="http://schemas.microsoft.com/office/word/2010/wordml" xmlns:w15="http://schemas.microsoft.com/office/word/2012/wordml" xmlns:w16cex="http://schemas.microsoft.com/office/word/2018/wordml/cex" xmlns:w16cid="http://schemas.microsoft.com/office/word/2016/wordml/cid" xmlns:w16="http://schemas.microsoft.com/office/word/2018/wordml" xmlns:w16du="http://schemas.microsoft.com/office/word/2023/wordml/word16du" xmlns:w16sdtdh="http://schemas.microsoft.com/office/word/2020/wordml/sdtdatahash" xmlns:w16sdtfl="http://schemas.microsoft.com/office/word/2024/wordml/sdtformatlock" xmlns:w16se="http://schemas.microsoft.com/office/word/2015/wordml/symex" xmlns:wpg="http://schemas.microsoft.com/office/word/2010/wordprocessingGroup" xmlns:wpi="http://schemas.microsoft.com/office/word/2010/wordprocessingInk" xmlns:wne="http://schemas.microsoft.com/office/word/2006/wordml" xmlns:wps="http://schemas.microsoft.com/office/word/2010/wordprocessingShape" mc:Ignorable="w14 w15 w16se w16cid w16 w16cex w16sdtdh w16sdtfl w16du wp14">
+<w:numbering xmlns:wpc="http://schemas.microsoft.com/office/word/2010/wordprocessingCanvas" xmlns:cx="http://schemas.microsoft.com/office/drawing/2014/chartex" xmlns:cx1="http://schemas.microsoft.com/office/drawing/2015/9/8/chartex" xmlns:cx2="http://schemas.microsoft.com/office/drawing/2015/10/21/chartex" xmlns:cx3="http://schemas.microsoft.com/office/drawing/2016/5/9/chartex" xmlns:cx4="http://schemas.microsoft.com/office/drawing/2016/5/10/chartex" xmlns:cx5="http://schemas.microsoft.com/office/drawing/2016/5/11/chartex" xmlns:cx6="http://schemas.microsoft.com/office/drawing/2016/5/12/chartex" xmlns:cx7="http://schemas.microsoft.com/office/drawing/2016/5/13/chartex" xmlns:cx8="http://schemas.microsoft.com/office/drawing/2016/5/14/chartex" xmlns:mc="http://schemas.openxmlformats.org/markup-compatibility/2006" xmlns:aink="http://schemas.microsoft.com/office/drawing/2016/ink" xmlns:am3d="http://schemas.microsoft.com/office/drawing/2017/model3d" xmlns:o="urn:schemas-microsoft-com:office:office" xmlns:oel="http://schemas.microsoft.com/office/2019/extlst" xmlns:r="http://schemas.openxmlformats.org/officeDocument/2006/relationships" xmlns:m="http://schemas.openxmlformats.org/officeDocument/2006/math" xmlns:v="urn:schemas-microsoft-com:vml" xmlns:wp14="http://schemas.microsoft.com/office/word/2010/wordprocessingDrawing" xmlns:wp="http://schemas.openxmlformats.org/drawingml/2006/wordprocessingDrawing" xmlns:w10="urn:schemas-microsoft-com:office:word" xmlns:w="http://schemas.openxmlformats.org/wordprocessingml/2006/main" xmlns:w14="http://schemas.microsoft.com/office/word/2010/wordml" xmlns:w15="http://schemas.microsoft.com/office/word/2012/wordml" xmlns:w16cex="http://schemas.microsoft.com/office/word/2018/wordml/cex" xmlns:w16cid="http://schemas.microsoft.com/office/word/2016/wordml/cid" xmlns:w16="http://schemas.microsoft.com/office/word/2018/wordml" xmlns:w16du="http://schemas.microsoft.com/office/word/2023/wordml/word16du" xmlns:w16sdtdh="http://schemas.microsoft.com/office/word/2020/wordml/sdtdatahash" xmlns:w16se="http://schemas.microsoft.com/office/word/2015/wordml/symex" xmlns:wpg="http://schemas.microsoft.com/office/word/2010/wordprocessingGroup" xmlns:wpi="http://schemas.microsoft.com/office/word/2010/wordprocessingInk" xmlns:wne="http://schemas.microsoft.com/office/word/2006/wordml" xmlns:wps="http://schemas.microsoft.com/office/word/2010/wordprocessingShape" mc:Ignorable="w14 w15 w16se w16cid w16 w16cex w16sdtdh w16du wp14">
   <w:abstractNum w:abstractNumId="0" w15:restartNumberingAfterBreak="0">
     <w:nsid w:val="FFFFFF7C"/>
     <w:multiLevelType w:val="singleLevel"/>
@@ -2094,7 +1652,7 @@
 </file>
 
 <file path=word/styles.xml><?xml version="1.0" encoding="utf-8"?>
-<w:styles xmlns:mc="http://schemas.openxmlformats.org/markup-compatibility/2006" xmlns:r="http://schemas.openxmlformats.org/officeDocument/2006/relationships" xmlns:w="http://schemas.openxmlformats.org/wordprocessingml/2006/main" xmlns:w14="http://schemas.microsoft.com/office/word/2010/wordml" xmlns:w15="http://schemas.microsoft.com/office/word/2012/wordml" xmlns:w16cex="http://schemas.microsoft.com/office/word/2018/wordml/cex" xmlns:w16cid="http://schemas.microsoft.com/office/word/2016/wordml/cid" xmlns:w16="http://schemas.microsoft.com/office/word/2018/wordml" xmlns:w16du="http://schemas.microsoft.com/office/word/2023/wordml/word16du" xmlns:w16sdtdh="http://schemas.microsoft.com/office/word/2020/wordml/sdtdatahash" xmlns:w16sdtfl="http://schemas.microsoft.com/office/word/2024/wordml/sdtformatlock" xmlns:w16se="http://schemas.microsoft.com/office/word/2015/wordml/symex" mc:Ignorable="w14 w15 w16se w16cid w16 w16cex w16sdtdh w16sdtfl w16du">
+<w:styles xmlns:mc="http://schemas.openxmlformats.org/markup-compatibility/2006" xmlns:r="http://schemas.openxmlformats.org/officeDocument/2006/relationships" xmlns:w="http://schemas.openxmlformats.org/wordprocessingml/2006/main" xmlns:w14="http://schemas.microsoft.com/office/word/2010/wordml" xmlns:w15="http://schemas.microsoft.com/office/word/2012/wordml" xmlns:w16cex="http://schemas.microsoft.com/office/word/2018/wordml/cex" xmlns:w16cid="http://schemas.microsoft.com/office/word/2016/wordml/cid" xmlns:w16="http://schemas.microsoft.com/office/word/2018/wordml" xmlns:w16du="http://schemas.microsoft.com/office/word/2023/wordml/word16du" xmlns:w16sdtdh="http://schemas.microsoft.com/office/word/2020/wordml/sdtdatahash" xmlns:w16se="http://schemas.microsoft.com/office/word/2015/wordml/symex" mc:Ignorable="w14 w15 w16se w16cid w16 w16cex w16sdtdh w16du">
   <w:docDefaults>
     <w:rPrDefault>
       <w:rPr>

--- a/assets/labs/lab-07-report.docx
+++ b/assets/labs/lab-07-report.docx
@@ -1066,7 +1066,7 @@
     </w:p>
     <w:p>
       <w:r>
-        <w:t xml:space="preserve">Alarm ON requires valid apparent frequency 150-250 Hz and at least 500 mVpp. </w:t>
+        <w:t xml:space="preserve">Alarm ON requires valid apparent frequency 150-250 Hz and at least 100 mVpp. </w:t>
       </w:r>
     </w:p>
     <w:p>
